--- a/doc/詞/宋朝/李清照/李清照-如夢令·昨夜雨疏風驟.docx
+++ b/doc/詞/宋朝/李清照/李清照-如夢令·昨夜雨疏風驟.docx
@@ -1,6 +1,6 @@
 
 <file path=word/document.xml><?xml version="1.0" encoding="utf-8"?>
-<w:document xmlns:wpc="http://schemas.microsoft.com/office/word/2010/wordprocessingCanvas" xmlns:cx="http://schemas.microsoft.com/office/drawing/2014/chartex" xmlns:cx1="http://schemas.microsoft.com/office/drawing/2015/9/8/chartex" xmlns:cx2="http://schemas.microsoft.com/office/drawing/2015/10/21/chartex" xmlns:cx3="http://schemas.microsoft.com/office/drawing/2016/5/9/chartex" xmlns:cx4="http://schemas.microsoft.com/office/drawing/2016/5/10/chartex" xmlns:cx5="http://schemas.microsoft.com/office/drawing/2016/5/11/chartex" xmlns:cx6="http://schemas.microsoft.com/office/drawing/2016/5/12/chartex" xmlns:cx7="http://schemas.microsoft.com/office/drawing/2016/5/13/chartex" xmlns:cx8="http://schemas.microsoft.com/office/drawing/2016/5/14/chartex" xmlns:mc="http://schemas.openxmlformats.org/markup-compatibility/2006" xmlns:aink="http://schemas.microsoft.com/office/drawing/2016/ink" xmlns:am3d="http://schemas.microsoft.com/office/drawing/2017/model3d" xmlns:o="urn:schemas-microsoft-com:office:office" xmlns:oel="http://schemas.microsoft.com/office/2019/extlst" xmlns:r="http://schemas.openxmlformats.org/officeDocument/2006/relationships" xmlns:m="http://schemas.openxmlformats.org/officeDocument/2006/math" xmlns:v="urn:schemas-microsoft-com:vml" xmlns:wp14="http://schemas.microsoft.com/office/word/2010/wordprocessingDrawing" xmlns:wp="http://schemas.openxmlformats.org/drawingml/2006/wordprocessingDrawing" xmlns:w10="urn:schemas-microsoft-com:office:word" xmlns:w="http://schemas.openxmlformats.org/wordprocessingml/2006/main" xmlns:w14="http://schemas.microsoft.com/office/word/2010/wordml" xmlns:w15="http://schemas.microsoft.com/office/word/2012/wordml" xmlns:w16cex="http://schemas.microsoft.com/office/word/2018/wordml/cex" xmlns:w16cid="http://schemas.microsoft.com/office/word/2016/wordml/cid" xmlns:w16="http://schemas.microsoft.com/office/word/2018/wordml" xmlns:w16du="http://schemas.microsoft.com/office/word/2023/wordml/word16du" xmlns:w16sdtdh="http://schemas.microsoft.com/office/word/2020/wordml/sdtdatahash" xmlns:w16se="http://schemas.microsoft.com/office/word/2015/wordml/symex" xmlns:wpg="http://schemas.microsoft.com/office/word/2010/wordprocessingGroup" xmlns:wpi="http://schemas.microsoft.com/office/word/2010/wordprocessingInk" xmlns:wne="http://schemas.microsoft.com/office/word/2006/wordml" xmlns:wps="http://schemas.microsoft.com/office/word/2010/wordprocessingShape" mc:Ignorable="w14 w15 w16se w16cid w16 w16cex w16sdtdh wp14">
+<w:document xmlns:wpc="http://schemas.microsoft.com/office/word/2010/wordprocessingCanvas" xmlns:cx="http://schemas.microsoft.com/office/drawing/2014/chartex" xmlns:cx1="http://schemas.microsoft.com/office/drawing/2015/9/8/chartex" xmlns:cx2="http://schemas.microsoft.com/office/drawing/2015/10/21/chartex" xmlns:cx3="http://schemas.microsoft.com/office/drawing/2016/5/9/chartex" xmlns:cx4="http://schemas.microsoft.com/office/drawing/2016/5/10/chartex" xmlns:cx5="http://schemas.microsoft.com/office/drawing/2016/5/11/chartex" xmlns:cx6="http://schemas.microsoft.com/office/drawing/2016/5/12/chartex" xmlns:cx7="http://schemas.microsoft.com/office/drawing/2016/5/13/chartex" xmlns:cx8="http://schemas.microsoft.com/office/drawing/2016/5/14/chartex" xmlns:mc="http://schemas.openxmlformats.org/markup-compatibility/2006" xmlns:aink="http://schemas.microsoft.com/office/drawing/2016/ink" xmlns:am3d="http://schemas.microsoft.com/office/drawing/2017/model3d" xmlns:o="urn:schemas-microsoft-com:office:office" xmlns:r="http://schemas.openxmlformats.org/officeDocument/2006/relationships" xmlns:m="http://schemas.openxmlformats.org/officeDocument/2006/math" xmlns:v="urn:schemas-microsoft-com:vml" xmlns:wp14="http://schemas.microsoft.com/office/word/2010/wordprocessingDrawing" xmlns:wp="http://schemas.openxmlformats.org/drawingml/2006/wordprocessingDrawing" xmlns:w10="urn:schemas-microsoft-com:office:word" xmlns:w="http://schemas.openxmlformats.org/wordprocessingml/2006/main" xmlns:w14="http://schemas.microsoft.com/office/word/2010/wordml" xmlns:w15="http://schemas.microsoft.com/office/word/2012/wordml" xmlns:w16cex="http://schemas.microsoft.com/office/word/2018/wordml/cex" xmlns:w16cid="http://schemas.microsoft.com/office/word/2016/wordml/cid" xmlns:w16="http://schemas.microsoft.com/office/word/2018/wordml" xmlns:w16sdtdh="http://schemas.microsoft.com/office/word/2020/wordml/sdtdatahash" xmlns:w16se="http://schemas.microsoft.com/office/word/2015/wordml/symex" xmlns:wpg="http://schemas.microsoft.com/office/word/2010/wordprocessingGroup" xmlns:wpi="http://schemas.microsoft.com/office/word/2010/wordprocessingInk" xmlns:wne="http://schemas.microsoft.com/office/word/2006/wordml" xmlns:wps="http://schemas.microsoft.com/office/word/2010/wordprocessingShape" mc:Ignorable="w14 w15 w16se w16cid w16 w16cex w16sdtdh wp14">
   <w:body>
     <w:p>
       <w:pPr>
@@ -10,6 +10,50 @@
           <w:sz w:val="52"/>
         </w:rPr>
       </w:pPr>
+      <w:r>
+        <w:rPr>
+          <w:rFonts w:hint="eastAsia"/>
+          <w:kern w:val="0"/>
+          <w:sz w:val="44"/>
+          <w:szCs w:val="44"/>
+        </w:rPr>
+        <w:t>李清照</w:t>
+      </w:r>
+      <w:r>
+        <w:rPr>
+          <w:rFonts w:hint="eastAsia"/>
+          <w:kern w:val="0"/>
+          <w:sz w:val="44"/>
+          <w:szCs w:val="44"/>
+        </w:rPr>
+        <w:t>《</w:t>
+      </w:r>
+      <w:r>
+        <w:rPr>
+          <w:kern w:val="0"/>
+          <w:sz w:val="44"/>
+          <w:szCs w:val="44"/>
+        </w:rPr>
+        <w:t>如夢令</w:t>
+      </w:r>
+      <w:r>
+        <w:rPr>
+          <w:rFonts w:hint="eastAsia"/>
+          <w:kern w:val="0"/>
+          <w:sz w:val="44"/>
+          <w:szCs w:val="44"/>
+        </w:rPr>
+        <w:t>·昨夜雨疏風驟</w:t>
+      </w:r>
+      <w:r>
+        <w:rPr>
+          <w:rFonts w:hint="eastAsia"/>
+          <w:kern w:val="0"/>
+          <w:sz w:val="44"/>
+          <w:szCs w:val="44"/>
+        </w:rPr>
+        <w:t>》</w:t>
+      </w:r>
       <w:r>
         <w:rPr>
           <w:rFonts w:hint="eastAsia"/>
@@ -17,7 +61,7 @@
           <w:sz w:val="52"/>
           <w:szCs w:val="52"/>
         </w:rPr>
-        <w:t>李清照</w:t>
+        <w:t xml:space="preserve"> </w:t>
       </w:r>
       <w:r>
         <w:rPr>
@@ -26,41 +70,6 @@
           <w:sz w:val="52"/>
           <w:szCs w:val="52"/>
         </w:rPr>
-        <w:t>《</w:t>
-      </w:r>
-      <w:r>
-        <w:rPr>
-          <w:kern w:val="0"/>
-          <w:sz w:val="52"/>
-          <w:szCs w:val="52"/>
-        </w:rPr>
-        <w:t>如夢令</w:t>
-      </w:r>
-      <w:r>
-        <w:rPr>
-          <w:rFonts w:hint="eastAsia"/>
-          <w:kern w:val="0"/>
-          <w:sz w:val="52"/>
-          <w:szCs w:val="52"/>
-        </w:rPr>
-        <w:t>·昨夜雨疏風驟</w:t>
-      </w:r>
-      <w:r>
-        <w:rPr>
-          <w:rFonts w:hint="eastAsia"/>
-          <w:kern w:val="0"/>
-          <w:sz w:val="52"/>
-          <w:szCs w:val="52"/>
-        </w:rPr>
-        <w:t>》</w:t>
-      </w:r>
-      <w:r>
-        <w:rPr>
-          <w:rFonts w:hint="eastAsia"/>
-          <w:kern w:val="0"/>
-          <w:sz w:val="52"/>
-          <w:szCs w:val="52"/>
-        </w:rPr>
         <w:t xml:space="preserve"> </w:t>
       </w:r>
       <w:r>
@@ -68,13 +77,6 @@
           <w:sz w:val="32"/>
         </w:rPr>
         <w:t>姓名：</w:t>
-      </w:r>
-      <w:r>
-        <w:rPr>
-          <w:sz w:val="42"/>
-          <w:vertAlign w:val="subscript"/>
-        </w:rPr>
-        <w:t xml:space="preserve"> </w:t>
       </w:r>
     </w:p>
     <w:p>
@@ -94,19 +96,19 @@
           <w:sz w:val="32"/>
           <w:szCs w:val="32"/>
         </w:rPr>
-        <w:t>昨夜雨疏風驟，濃睡不消殘酒。試問卷簾人，卻道海棠依舊。</w:t>
-      </w:r>
-    </w:p>
-    <w:p>
-      <w:pPr>
-        <w:spacing w:after="0" w:line="440" w:lineRule="exact"/>
-        <w:ind w:left="0" w:right="0" w:firstLine="0"/>
-        <w:rPr>
+        <w:t>昨夜</w:t>
+      </w:r>
+      <w:proofErr w:type="gramStart"/>
+      <w:r>
+        <w:rPr>
+          <w:rFonts w:hint="eastAsia"/>
           <w:color w:val="0F0F0F"/>
           <w:sz w:val="32"/>
           <w:szCs w:val="32"/>
         </w:rPr>
-      </w:pPr>
+        <w:t>雨疏風驟，濃睡</w:t>
+      </w:r>
+      <w:proofErr w:type="gramEnd"/>
       <w:r>
         <w:rPr>
           <w:rFonts w:hint="eastAsia"/>
@@ -114,7 +116,58 @@
           <w:sz w:val="32"/>
           <w:szCs w:val="32"/>
         </w:rPr>
-        <w:t>知否，知否？應是綠肥紅瘦。</w:t>
+        <w:t>不消殘酒。試</w:t>
+      </w:r>
+      <w:proofErr w:type="gramStart"/>
+      <w:r>
+        <w:rPr>
+          <w:rFonts w:hint="eastAsia"/>
+          <w:color w:val="0F0F0F"/>
+          <w:sz w:val="32"/>
+          <w:szCs w:val="32"/>
+        </w:rPr>
+        <w:t>問卷簾人</w:t>
+      </w:r>
+      <w:proofErr w:type="gramEnd"/>
+      <w:r>
+        <w:rPr>
+          <w:rFonts w:hint="eastAsia"/>
+          <w:color w:val="0F0F0F"/>
+          <w:sz w:val="32"/>
+          <w:szCs w:val="32"/>
+        </w:rPr>
+        <w:t>，卻道海棠依舊。</w:t>
+      </w:r>
+    </w:p>
+    <w:p>
+      <w:pPr>
+        <w:spacing w:after="0" w:line="440" w:lineRule="exact"/>
+        <w:ind w:left="0" w:right="0" w:firstLine="0"/>
+        <w:rPr>
+          <w:color w:val="0F0F0F"/>
+          <w:sz w:val="32"/>
+          <w:szCs w:val="32"/>
+        </w:rPr>
+      </w:pPr>
+      <w:proofErr w:type="gramStart"/>
+      <w:r>
+        <w:rPr>
+          <w:rFonts w:hint="eastAsia"/>
+          <w:color w:val="0F0F0F"/>
+          <w:sz w:val="32"/>
+          <w:szCs w:val="32"/>
+        </w:rPr>
+        <w:t>知否，知否</w:t>
+      </w:r>
+      <w:proofErr w:type="gramEnd"/>
+      <w:r>
+        <w:rPr>
+          <w:rFonts w:hint="eastAsia"/>
+          <w:color w:val="0F0F0F"/>
+          <w:sz w:val="32"/>
+          <w:szCs w:val="32"/>
+        </w:rPr>
+        <w:t>？應是綠肥紅瘦。</w:t>
       </w:r>
     </w:p>
     <w:p>
@@ -133,18 +186,84 @@
     </w:p>
     <w:p>
       <w:pPr>
-        <w:spacing w:after="0" w:line="440" w:lineRule="exact"/>
+        <w:spacing w:after="0" w:line="480" w:lineRule="exact"/>
         <w:ind w:left="0" w:right="0" w:firstLine="0"/>
-        <w:rPr>
-          <w:szCs w:val="28"/>
-        </w:rPr>
-      </w:pPr>
-      <w:r>
-        <w:rPr>
-          <w:rFonts w:hint="eastAsia"/>
-          <w:szCs w:val="28"/>
-        </w:rPr>
-        <w:t>昨天夜裏雨點雖然稀疏，但是風卻勁吹不停，我酣睡一夜，然而醒來之後依然覺得還有一點酒意沒有消盡。於是就問正在捲簾的侍女，外面的情況如何，她只對我說：“海棠花依舊如故”。知道嗎？知道嗎？應是綠葉繁茂，紅花凋零。</w:t>
+        <w:jc w:val="both"/>
+        <w:rPr>
+          <w:szCs w:val="28"/>
+        </w:rPr>
+      </w:pPr>
+      <w:r>
+        <w:rPr>
+          <w:rFonts w:hint="eastAsia"/>
+          <w:szCs w:val="28"/>
+        </w:rPr>
+        <w:t>昨天夜裡，雨點雖然稀疏，狂風卻</w:t>
+      </w:r>
+      <w:proofErr w:type="gramStart"/>
+      <w:r>
+        <w:rPr>
+          <w:rFonts w:hint="eastAsia"/>
+          <w:szCs w:val="28"/>
+        </w:rPr>
+        <w:t>颳</w:t>
+      </w:r>
+      <w:proofErr w:type="gramEnd"/>
+      <w:r>
+        <w:rPr>
+          <w:rFonts w:hint="eastAsia"/>
+          <w:szCs w:val="28"/>
+        </w:rPr>
+        <w:t>得十分急促。雖然昨晚沉沉地睡了一覺，但清晨醒來，昨夜的宿醉卻依然沒有消退。</w:t>
+      </w:r>
+    </w:p>
+    <w:p>
+      <w:pPr>
+        <w:spacing w:after="0" w:line="480" w:lineRule="exact"/>
+        <w:ind w:left="0" w:right="0" w:firstLine="0"/>
+        <w:jc w:val="both"/>
+        <w:rPr>
+          <w:szCs w:val="28"/>
+        </w:rPr>
+      </w:pPr>
+      <w:r>
+        <w:rPr>
+          <w:rFonts w:hint="eastAsia"/>
+          <w:szCs w:val="28"/>
+        </w:rPr>
+        <w:t>我試著詢問正在捲起簾幕的侍女，窗外的花木怎麼樣了？她回答說：「海棠花還和昨天一樣，沒有什麼變化呀</w:t>
+      </w:r>
+      <w:r>
+        <w:rPr>
+          <w:rFonts w:hint="eastAsia"/>
+          <w:szCs w:val="28"/>
+        </w:rPr>
+        <w:t>！</w:t>
+      </w:r>
+      <w:r>
+        <w:rPr>
+          <w:rFonts w:hint="eastAsia"/>
+          <w:szCs w:val="28"/>
+        </w:rPr>
+        <w:t>」</w:t>
+      </w:r>
+    </w:p>
+    <w:p>
+      <w:pPr>
+        <w:spacing w:after="0" w:line="480" w:lineRule="exact"/>
+        <w:ind w:left="0" w:right="0" w:firstLine="0"/>
+        <w:jc w:val="both"/>
+        <w:rPr>
+          <w:rFonts w:hint="eastAsia"/>
+          <w:szCs w:val="28"/>
+        </w:rPr>
+      </w:pPr>
+      <w:r>
+        <w:rPr>
+          <w:rFonts w:hint="eastAsia"/>
+          <w:szCs w:val="28"/>
+        </w:rPr>
+        <w:t>唉，傻丫頭，你可知道嗎？你可知道嗎？經歷了昨夜的風雨，這個時候應該已經是綠葉繁茂、紅花凋零了啊！</w:t>
       </w:r>
     </w:p>
     <w:p>
@@ -172,8 +291,8 @@
           <w:ilvl w:val="0"/>
           <w:numId w:val="18"/>
         </w:numPr>
-        <w:spacing w:after="0" w:line="440" w:lineRule="exact"/>
-        <w:ind w:leftChars="0" w:left="482" w:right="0"/>
+        <w:spacing w:after="0" w:line="480" w:lineRule="exact"/>
+        <w:ind w:leftChars="0" w:left="284" w:right="0" w:hanging="282"/>
         <w:rPr>
           <w:color w:val="0F0F0F"/>
           <w:szCs w:val="28"/>
@@ -195,8 +314,8 @@
           <w:ilvl w:val="0"/>
           <w:numId w:val="18"/>
         </w:numPr>
-        <w:spacing w:after="0" w:line="440" w:lineRule="exact"/>
-        <w:ind w:leftChars="0" w:left="482" w:right="0"/>
+        <w:spacing w:after="0" w:line="480" w:lineRule="exact"/>
+        <w:ind w:leftChars="0" w:left="284" w:right="0" w:hanging="282"/>
         <w:rPr>
           <w:color w:val="0F0F0F"/>
           <w:szCs w:val="28"/>
@@ -218,8 +337,8 @@
           <w:ilvl w:val="0"/>
           <w:numId w:val="18"/>
         </w:numPr>
-        <w:spacing w:after="0" w:line="440" w:lineRule="exact"/>
-        <w:ind w:leftChars="0" w:left="482" w:right="0"/>
+        <w:spacing w:after="0" w:line="480" w:lineRule="exact"/>
+        <w:ind w:leftChars="0" w:left="284" w:right="0" w:hanging="282"/>
         <w:rPr>
           <w:color w:val="0F0F0F"/>
           <w:szCs w:val="28"/>
@@ -241,47 +360,77 @@
           <w:ilvl w:val="0"/>
           <w:numId w:val="18"/>
         </w:numPr>
-        <w:spacing w:after="0" w:line="440" w:lineRule="exact"/>
-        <w:ind w:leftChars="0" w:left="482" w:right="0"/>
+        <w:spacing w:after="0" w:line="480" w:lineRule="exact"/>
+        <w:ind w:leftChars="0" w:left="284" w:right="0" w:hanging="282"/>
         <w:rPr>
           <w:color w:val="0F0F0F"/>
           <w:szCs w:val="28"/>
         </w:rPr>
       </w:pPr>
+      <w:proofErr w:type="gramStart"/>
       <w:r>
         <w:rPr>
           <w:rFonts w:hint="eastAsia"/>
           <w:color w:val="0F0F0F"/>
           <w:szCs w:val="28"/>
         </w:rPr>
-        <w:t>濃睡不消殘酒：雖然睡了一夜，仍有餘醉未消。</w:t>
+        <w:t>濃睡不消</w:t>
+      </w:r>
+      <w:proofErr w:type="gramEnd"/>
+      <w:r>
+        <w:rPr>
+          <w:rFonts w:hint="eastAsia"/>
+          <w:color w:val="0F0F0F"/>
+          <w:szCs w:val="28"/>
+        </w:rPr>
+        <w:t>殘酒：雖然睡了一夜，仍</w:t>
+      </w:r>
+      <w:proofErr w:type="gramStart"/>
+      <w:r>
+        <w:rPr>
+          <w:rFonts w:hint="eastAsia"/>
+          <w:color w:val="0F0F0F"/>
+          <w:szCs w:val="28"/>
+        </w:rPr>
+        <w:t>有餘醉未消</w:t>
+      </w:r>
+      <w:proofErr w:type="gramEnd"/>
+      <w:r>
+        <w:rPr>
+          <w:rFonts w:hint="eastAsia"/>
+          <w:color w:val="0F0F0F"/>
+          <w:szCs w:val="28"/>
+        </w:rPr>
+        <w:t>。</w:t>
       </w:r>
     </w:p>
     <w:p>
       <w:pPr>
         <w:pStyle w:val="aa"/>
-        <w:spacing w:after="0" w:line="440" w:lineRule="exact"/>
-        <w:ind w:leftChars="0" w:left="482" w:right="0" w:firstLine="0"/>
+        <w:spacing w:after="0" w:line="480" w:lineRule="exact"/>
+        <w:ind w:leftChars="0" w:left="284" w:right="0" w:firstLine="0"/>
         <w:rPr>
           <w:color w:val="0F0F0F"/>
           <w:szCs w:val="28"/>
         </w:rPr>
       </w:pPr>
+      <w:proofErr w:type="gramStart"/>
       <w:r>
         <w:rPr>
           <w:rFonts w:hint="eastAsia"/>
           <w:color w:val="0F0F0F"/>
           <w:szCs w:val="28"/>
         </w:rPr>
-        <w:t>濃睡：酣睡</w:t>
-      </w:r>
+        <w:t>濃睡</w:t>
+      </w:r>
+      <w:proofErr w:type="gramEnd"/>
       <w:r>
         <w:rPr>
           <w:rFonts w:hint="eastAsia"/>
           <w:color w:val="0F0F0F"/>
           <w:szCs w:val="28"/>
         </w:rPr>
-        <w:t>。</w:t>
+        <w:t>：酣睡。</w:t>
       </w:r>
       <w:r>
         <w:rPr>
@@ -298,20 +447,48 @@
           <w:ilvl w:val="0"/>
           <w:numId w:val="18"/>
         </w:numPr>
-        <w:spacing w:after="0" w:line="440" w:lineRule="exact"/>
-        <w:ind w:leftChars="0" w:left="482" w:right="0"/>
-        <w:rPr>
-          <w:sz w:val="32"/>
-          <w:szCs w:val="32"/>
-        </w:rPr>
-      </w:pPr>
-      <w:r>
-        <w:rPr>
-          <w:rFonts w:hint="eastAsia"/>
+        <w:spacing w:after="0" w:line="480" w:lineRule="exact"/>
+        <w:ind w:leftChars="0" w:left="284" w:right="0" w:hanging="282"/>
+        <w:rPr>
           <w:color w:val="0F0F0F"/>
           <w:szCs w:val="28"/>
         </w:rPr>
-        <w:t>雨疏風驟：雨點稀疏，晚風急猛。</w:t>
+      </w:pPr>
+      <w:proofErr w:type="gramStart"/>
+      <w:r>
+        <w:rPr>
+          <w:rFonts w:hint="eastAsia"/>
+          <w:color w:val="0F0F0F"/>
+          <w:szCs w:val="28"/>
+        </w:rPr>
+        <w:t>雨疏風驟：</w:t>
+      </w:r>
+      <w:proofErr w:type="gramEnd"/>
+      <w:r>
+        <w:rPr>
+          <w:rFonts w:hint="eastAsia"/>
+          <w:color w:val="0F0F0F"/>
+          <w:szCs w:val="28"/>
+        </w:rPr>
+        <w:t>雨點稀疏，</w:t>
+      </w:r>
+      <w:proofErr w:type="gramStart"/>
+      <w:r>
+        <w:rPr>
+          <w:rFonts w:hint="eastAsia"/>
+          <w:color w:val="0F0F0F"/>
+          <w:szCs w:val="28"/>
+        </w:rPr>
+        <w:t>晚風急猛</w:t>
+      </w:r>
+      <w:proofErr w:type="gramEnd"/>
+      <w:r>
+        <w:rPr>
+          <w:rFonts w:hint="eastAsia"/>
+          <w:color w:val="0F0F0F"/>
+          <w:szCs w:val="28"/>
+        </w:rPr>
+        <w:t>。</w:t>
       </w:r>
     </w:p>
     <w:p>
@@ -336,6 +513,7 @@
       <w:pPr>
         <w:spacing w:after="0" w:line="480" w:lineRule="exact"/>
         <w:ind w:left="-6" w:right="0" w:hanging="11"/>
+        <w:jc w:val="both"/>
         <w:rPr>
           <w:bCs/>
           <w:szCs w:val="28"/>
@@ -364,23 +542,25 @@
           <w:bCs/>
           <w:szCs w:val="28"/>
         </w:rPr>
-        <w:t>雖然不是一位高產的作家，其詞流傳至今的只不過四</w:t>
-      </w:r>
+        <w:t>的這首《如夢令》是她早期的代表作，</w:t>
+      </w:r>
+      <w:proofErr w:type="gramStart"/>
       <w:r>
         <w:rPr>
           <w:rFonts w:hint="eastAsia"/>
           <w:bCs/>
           <w:szCs w:val="28"/>
         </w:rPr>
-        <w:t>、</w:t>
-      </w:r>
+        <w:t>全詞僅</w:t>
+      </w:r>
+      <w:proofErr w:type="gramEnd"/>
       <w:r>
         <w:rPr>
           <w:rFonts w:hint="eastAsia"/>
           <w:bCs/>
           <w:szCs w:val="28"/>
         </w:rPr>
-        <w:t>五十首，但卻“無一首</w:t>
+        <w:t>三十三字，卻以極其洗鍊的筆觸，</w:t>
       </w:r>
       <w:r>
         <w:rPr>
@@ -388,7 +568,7 @@
           <w:b/>
           <w:szCs w:val="28"/>
         </w:rPr>
-        <w:t>不工</w:t>
+        <w:t>勾勒</w:t>
       </w:r>
       <w:r>
         <w:rPr>
@@ -396,113 +576,14 @@
           <w:bCs/>
           <w:szCs w:val="28"/>
         </w:rPr>
-        <w:t>”，“</w:t>
-      </w:r>
-      <w:hyperlink r:id="rId8" w:history="1">
-        <w:r>
-          <w:rPr>
-            <w:rStyle w:val="a8"/>
-            <w:rFonts w:hint="eastAsia"/>
-            <w:bCs/>
-            <w:szCs w:val="28"/>
-          </w:rPr>
-          <w:t>為詞家一大宗矣</w:t>
-        </w:r>
-      </w:hyperlink>
-      <w:r>
-        <w:rPr>
-          <w:rFonts w:hint="eastAsia"/>
-          <w:bCs/>
-          <w:szCs w:val="28"/>
-        </w:rPr>
-        <w:t>”。這首《如夢令》，便是“</w:t>
-      </w:r>
-      <w:r>
-        <w:rPr>
-          <w:rFonts w:hint="eastAsia"/>
-          <w:b/>
-          <w:szCs w:val="28"/>
-        </w:rPr>
-        <w:t>天下稱之</w:t>
-      </w:r>
-      <w:r>
-        <w:rPr>
-          <w:rFonts w:hint="eastAsia"/>
-          <w:bCs/>
-          <w:szCs w:val="28"/>
-        </w:rPr>
-        <w:t>”的不朽名篇。這首</w:t>
-      </w:r>
-      <w:r>
-        <w:rPr>
-          <w:rFonts w:hint="eastAsia"/>
-          <w:bCs/>
-          <w:szCs w:val="28"/>
-        </w:rPr>
-        <w:t>33個字的</w:t>
-      </w:r>
-      <w:r>
-        <w:rPr>
-          <w:rFonts w:hint="eastAsia"/>
-          <w:bCs/>
-          <w:szCs w:val="28"/>
-        </w:rPr>
-        <w:t>小令，有人物，有場景，還有對白，充分顯示了</w:t>
-      </w:r>
-      <w:r>
-        <w:rPr>
-          <w:rFonts w:hint="eastAsia"/>
-          <w:bCs/>
-          <w:szCs w:val="28"/>
-          <w:u w:val="single"/>
-        </w:rPr>
-        <w:t>宋</w:t>
-      </w:r>
-      <w:r>
-        <w:rPr>
-          <w:rFonts w:hint="eastAsia"/>
-          <w:bCs/>
-          <w:szCs w:val="28"/>
-        </w:rPr>
-        <w:t>詞的語言表現力和詞人的才華。借宿酒醒後詢問花事的描寫，曲折</w:t>
-      </w:r>
-      <w:r>
-        <w:rPr>
-          <w:rFonts w:hint="eastAsia"/>
-          <w:b/>
-          <w:szCs w:val="28"/>
-        </w:rPr>
-        <w:t>委婉</w:t>
-      </w:r>
-      <w:r>
-        <w:rPr>
-          <w:rFonts w:hint="eastAsia"/>
-          <w:bCs/>
-          <w:szCs w:val="28"/>
-        </w:rPr>
-        <w:t>地表達了惜花傷春之情，語言清新，詞意</w:t>
-      </w:r>
-      <w:r>
-        <w:rPr>
-          <w:rFonts w:hint="eastAsia"/>
-          <w:b/>
-          <w:szCs w:val="28"/>
-        </w:rPr>
-        <w:t>雋永</w:t>
-      </w:r>
-      <w:r>
-        <w:rPr>
-          <w:rFonts w:hint="eastAsia"/>
-          <w:bCs/>
-          <w:szCs w:val="28"/>
-        </w:rPr>
-        <w:t>。</w:t>
+        <w:t>出一幅生動、傳神的深閨晨起圖，展現了詞人細膩的情感與卓越的藝術才華。</w:t>
       </w:r>
     </w:p>
     <w:p>
       <w:pPr>
         <w:spacing w:after="0" w:line="480" w:lineRule="exact"/>
         <w:ind w:left="-6" w:right="0" w:hanging="11"/>
+        <w:jc w:val="both"/>
         <w:rPr>
           <w:bCs/>
           <w:szCs w:val="28"/>
@@ -522,32 +603,103 @@
           <w:bCs/>
           <w:szCs w:val="28"/>
         </w:rPr>
-        <w:t>起首兩句，</w:t>
-      </w:r>
+        <w:t>詞的開篇「昨夜</w:t>
+      </w:r>
+      <w:proofErr w:type="gramStart"/>
       <w:r>
         <w:rPr>
           <w:rFonts w:hint="eastAsia"/>
           <w:bCs/>
           <w:szCs w:val="28"/>
         </w:rPr>
-        <w:t>寫</w:t>
-      </w:r>
+        <w:t>雨疏風驟，濃睡</w:t>
+      </w:r>
+      <w:proofErr w:type="gramEnd"/>
       <w:r>
         <w:rPr>
           <w:rFonts w:hint="eastAsia"/>
           <w:bCs/>
           <w:szCs w:val="28"/>
-          <w:u w:val="single"/>
-        </w:rPr>
-        <w:t>李清照</w:t>
-      </w:r>
+        </w:rPr>
+        <w:t>不消殘酒」，點明了時間與環境。昨夜狂風肆虐、雨點稀疏，詞人帶著一絲愁緒飲酒，即使經過一夜</w:t>
+      </w:r>
+      <w:proofErr w:type="gramStart"/>
       <w:r>
         <w:rPr>
           <w:rFonts w:hint="eastAsia"/>
           <w:bCs/>
           <w:szCs w:val="28"/>
         </w:rPr>
-        <w:t>昨夜飲酒過量，第二天晨起，宿醉尚未盡消</w:t>
+        <w:t>沉</w:t>
+      </w:r>
+      <w:proofErr w:type="gramEnd"/>
+      <w:r>
+        <w:rPr>
+          <w:rFonts w:hint="eastAsia"/>
+          <w:bCs/>
+          <w:szCs w:val="28"/>
+        </w:rPr>
+        <w:t>睡，清晨醒來時依然殘存著宿醉的倦意。這裡的「</w:t>
+      </w:r>
+      <w:proofErr w:type="gramStart"/>
+      <w:r>
+        <w:rPr>
+          <w:rFonts w:hint="eastAsia"/>
+          <w:bCs/>
+          <w:szCs w:val="28"/>
+        </w:rPr>
+        <w:t>濃睡</w:t>
+      </w:r>
+      <w:proofErr w:type="gramEnd"/>
+      <w:r>
+        <w:rPr>
+          <w:rFonts w:hint="eastAsia"/>
+          <w:bCs/>
+          <w:szCs w:val="28"/>
+        </w:rPr>
+        <w:t>」與「不消」互為因果，暗示了詞人內心的</w:t>
+      </w:r>
+      <w:r>
+        <w:rPr>
+          <w:rFonts w:hint="eastAsia"/>
+          <w:b/>
+          <w:szCs w:val="28"/>
+        </w:rPr>
+        <w:t>輾轉</w:t>
+      </w:r>
+      <w:r>
+        <w:rPr>
+          <w:rFonts w:hint="eastAsia"/>
+          <w:bCs/>
+          <w:szCs w:val="28"/>
+        </w:rPr>
+        <w:t>與不寧，更為下文對花木命運的</w:t>
+      </w:r>
+      <w:proofErr w:type="gramStart"/>
+      <w:r>
+        <w:rPr>
+          <w:rFonts w:hint="eastAsia"/>
+          <w:bCs/>
+          <w:szCs w:val="28"/>
+        </w:rPr>
+        <w:t>關切埋</w:t>
+      </w:r>
+      <w:proofErr w:type="gramEnd"/>
+      <w:r>
+        <w:rPr>
+          <w:rFonts w:hint="eastAsia"/>
+          <w:bCs/>
+          <w:szCs w:val="28"/>
+        </w:rPr>
+        <w:t>下了</w:t>
+      </w:r>
+      <w:r>
+        <w:rPr>
+          <w:rFonts w:hint="eastAsia"/>
+          <w:b/>
+          <w:szCs w:val="28"/>
+        </w:rPr>
+        <w:t>伏筆</w:t>
       </w:r>
       <w:r>
         <w:rPr>
@@ -562,17 +714,11 @@
       <w:pPr>
         <w:spacing w:after="0" w:line="480" w:lineRule="exact"/>
         <w:ind w:left="-6" w:right="0" w:hanging="11"/>
+        <w:jc w:val="both"/>
         <w:rPr>
           <w:bCs/>
           <w:szCs w:val="28"/>
         </w:rPr>
-        <w:sectPr>
-          <w:footerReference w:type="default" r:id="rId9"/>
-          <w:pgSz w:w="11906" w:h="16838"/>
-          <w:pgMar w:top="567" w:right="567" w:bottom="567" w:left="567" w:header="0" w:footer="0" w:gutter="0"/>
-          <w:cols w:space="720"/>
-          <w:docGrid w:linePitch="381"/>
-        </w:sectPr>
       </w:pPr>
       <w:r>
         <w:rPr>
@@ -588,23 +734,43 @@
           <w:bCs/>
           <w:szCs w:val="28"/>
         </w:rPr>
-        <w:t>三、四兩句所寫，是惜花心理的必然反映。儘管飲酒致醉一夜濃睡，但清曉酒醒後所關心的第一件事仍是園中海棠。詞人</w:t>
-      </w:r>
+        <w:t>接下來，詞人並未直接描寫庭院中的景象，而是透過一場極富戲劇效果的主</w:t>
+      </w:r>
+      <w:proofErr w:type="gramStart"/>
       <w:r>
         <w:rPr>
           <w:rFonts w:hint="eastAsia"/>
           <w:bCs/>
           <w:szCs w:val="28"/>
         </w:rPr>
-        <w:t>深</w:t>
-      </w:r>
+        <w:t>僕</w:t>
+      </w:r>
+      <w:proofErr w:type="gramEnd"/>
       <w:r>
         <w:rPr>
           <w:rFonts w:hint="eastAsia"/>
           <w:bCs/>
           <w:szCs w:val="28"/>
         </w:rPr>
-        <w:t>知海棠不堪一夜</w:t>
+        <w:t>對話來推進：「試</w:t>
+      </w:r>
+      <w:proofErr w:type="gramStart"/>
+      <w:r>
+        <w:rPr>
+          <w:rFonts w:hint="eastAsia"/>
+          <w:bCs/>
+          <w:szCs w:val="28"/>
+        </w:rPr>
+        <w:t>問卷簾人</w:t>
+      </w:r>
+      <w:proofErr w:type="gramEnd"/>
+      <w:r>
+        <w:rPr>
+          <w:rFonts w:hint="eastAsia"/>
+          <w:bCs/>
+          <w:szCs w:val="28"/>
+        </w:rPr>
+        <w:t>，卻道海棠依舊。」一個「試問」，將詞人心中那份關切、不安卻又不敢直視的微妙心理表現得</w:t>
       </w:r>
       <w:r>
         <w:rPr>
@@ -612,7 +778,7 @@
           <w:b/>
           <w:szCs w:val="28"/>
         </w:rPr>
-        <w:t>驟</w:t>
+        <w:t>淋漓盡致</w:t>
       </w:r>
       <w:r>
         <w:rPr>
@@ -620,23 +786,25 @@
           <w:bCs/>
           <w:szCs w:val="28"/>
         </w:rPr>
-        <w:t>風疏雨的</w:t>
-      </w:r>
+        <w:t>。然而，正在收拾房間、捲起簾幕的侍女，卻漫不經心地回答「海棠花還和昨天一樣」。這種「關切」與「冷漠」、「敏感」與「粗疏」的強烈對比，不僅增添了生活氣息，也</w:t>
+      </w:r>
+      <w:proofErr w:type="gramStart"/>
       <w:r>
         <w:rPr>
           <w:rFonts w:hint="eastAsia"/>
           <w:bCs/>
           <w:szCs w:val="28"/>
         </w:rPr>
-        <w:t>摧殘</w:t>
-      </w:r>
+        <w:t>使詞作</w:t>
+      </w:r>
+      <w:proofErr w:type="gramEnd"/>
       <w:r>
         <w:rPr>
           <w:rFonts w:hint="eastAsia"/>
           <w:bCs/>
           <w:szCs w:val="28"/>
         </w:rPr>
-        <w:t>，窗外定是殘紅</w:t>
+        <w:t>顯得</w:t>
       </w:r>
       <w:r>
         <w:rPr>
@@ -644,7 +812,7 @@
           <w:b/>
           <w:szCs w:val="28"/>
         </w:rPr>
-        <w:t>狼藉</w:t>
+        <w:t>跌宕有致</w:t>
       </w:r>
       <w:r>
         <w:rPr>
@@ -652,69 +820,14 @@
           <w:bCs/>
           <w:szCs w:val="28"/>
         </w:rPr>
-        <w:t>，落花滿眼，卻又不忍親見，於是試著向正在捲簾的侍女問個究竟。一個“試”字，將詞人關心花事卻又害怕聽到花落的訊息、不忍親見落花卻又想知道究竟的矛盾心理，表達得貼切入微，</w:t>
-      </w:r>
-      <w:r>
-        <w:rPr>
-          <w:rFonts w:hint="eastAsia"/>
-          <w:b/>
-          <w:szCs w:val="28"/>
-        </w:rPr>
-        <w:t>曲折有致</w:t>
-      </w:r>
-      <w:r>
-        <w:rPr>
-          <w:rFonts w:hint="eastAsia"/>
-          <w:bCs/>
-          <w:szCs w:val="28"/>
-        </w:rPr>
-        <w:t>。“試問”的結果</w:t>
-      </w:r>
-      <w:r>
-        <w:rPr>
-          <w:rFonts w:hint="eastAsia"/>
-          <w:bCs/>
-          <w:szCs w:val="28"/>
-        </w:rPr>
-        <w:t>--</w:t>
-      </w:r>
-      <w:r>
-        <w:rPr>
-          <w:rFonts w:hint="eastAsia"/>
-          <w:bCs/>
-          <w:szCs w:val="28"/>
-        </w:rPr>
-        <w:t>“卻道海棠依舊。”侍女的回答卻讓詞人感到非常意外。本來以為經過一夜風雨，海棠花一定凋謝得不成樣子了，可是侍女捲起窗簾，看了看外面之後，卻</w:t>
-      </w:r>
-      <w:r>
-        <w:rPr>
-          <w:rFonts w:hint="eastAsia"/>
-          <w:b/>
-          <w:szCs w:val="28"/>
-        </w:rPr>
-        <w:t>漫不經心</w:t>
-      </w:r>
-      <w:r>
-        <w:rPr>
-          <w:rFonts w:hint="eastAsia"/>
-          <w:bCs/>
-          <w:szCs w:val="28"/>
-        </w:rPr>
-        <w:t>的</w:t>
-      </w:r>
-      <w:r>
-        <w:rPr>
-          <w:rFonts w:hint="eastAsia"/>
-          <w:bCs/>
-          <w:szCs w:val="28"/>
-        </w:rPr>
-        <w:t>答道：海棠花還是那樣。一個“卻”字，既表明侍女對女主人委曲的心事毫無覺察，對窗外發生的變化無動於衷，也表明詞人聽到答話後感到疑惑不解。她想：“雨疏風驟”之後，“海棠”怎會“依舊”呢？這就非常自然地帶出了結尾兩句。</w:t>
+        <w:t>。</w:t>
       </w:r>
     </w:p>
     <w:p>
       <w:pPr>
-        <w:spacing w:after="0" w:line="440" w:lineRule="exact"/>
+        <w:spacing w:after="0" w:line="480" w:lineRule="exact"/>
         <w:ind w:left="-6" w:right="0" w:hanging="11"/>
+        <w:jc w:val="both"/>
         <w:rPr>
           <w:bCs/>
           <w:szCs w:val="28"/>
@@ -726,103 +839,158 @@
           <w:bCs/>
           <w:szCs w:val="28"/>
         </w:rPr>
+        <w:t xml:space="preserve">    </w:t>
+      </w:r>
+      <w:r>
+        <w:rPr>
+          <w:rFonts w:hint="eastAsia"/>
+          <w:bCs/>
+          <w:szCs w:val="28"/>
+        </w:rPr>
+        <w:t>最後，詞人以急促而深情的反問推翻了侍女的回答：「</w:t>
+      </w:r>
+      <w:proofErr w:type="gramStart"/>
+      <w:r>
+        <w:rPr>
+          <w:rFonts w:hint="eastAsia"/>
+          <w:bCs/>
+          <w:szCs w:val="28"/>
+        </w:rPr>
+        <w:t>知否，知否</w:t>
+      </w:r>
+      <w:proofErr w:type="gramEnd"/>
+      <w:r>
+        <w:rPr>
+          <w:rFonts w:hint="eastAsia"/>
+          <w:bCs/>
+          <w:szCs w:val="28"/>
+        </w:rPr>
+        <w:t>？應是綠肥紅瘦。」「綠肥紅瘦」是千古傳誦的名句。</w:t>
+      </w:r>
+      <w:r>
+        <w:rPr>
+          <w:rFonts w:hint="eastAsia"/>
+          <w:bCs/>
+          <w:szCs w:val="28"/>
+          <w:u w:val="single"/>
+        </w:rPr>
+        <w:t>李清照</w:t>
+      </w:r>
+      <w:r>
+        <w:rPr>
+          <w:rFonts w:hint="eastAsia"/>
+          <w:bCs/>
+          <w:szCs w:val="28"/>
+        </w:rPr>
+        <w:t>創造性地將形容詞「肥」、「瘦」用作動詞或代</w:t>
+      </w:r>
+      <w:r>
+        <w:rPr>
+          <w:rFonts w:hint="eastAsia"/>
+          <w:bCs/>
+          <w:szCs w:val="28"/>
+        </w:rPr>
         <w:lastRenderedPageBreak/>
-        <w:t xml:space="preserve">    </w:t>
-      </w:r>
+        <w:t>名詞，以「綠」代指葉，「紅」</w:t>
+      </w:r>
+      <w:proofErr w:type="gramStart"/>
       <w:r>
         <w:rPr>
           <w:rFonts w:hint="eastAsia"/>
           <w:bCs/>
           <w:szCs w:val="28"/>
         </w:rPr>
-        <w:t>“知否？知否？應是綠肥紅瘦。”這既是對侍女的</w:t>
-      </w:r>
-      <w:r>
-        <w:rPr>
-          <w:rFonts w:hint="eastAsia"/>
-          <w:b/>
-          <w:szCs w:val="28"/>
-        </w:rPr>
-        <w:t>反詰</w:t>
-      </w:r>
+        <w:t>代指花</w:t>
+      </w:r>
+      <w:proofErr w:type="gramEnd"/>
       <w:r>
         <w:rPr>
           <w:rFonts w:hint="eastAsia"/>
           <w:bCs/>
           <w:szCs w:val="28"/>
         </w:rPr>
-        <w:t>，也像是自言自語：這個粗心的丫頭，你知道不知道，園中的海棠應該是綠葉繁茂、紅花稀少才是。這句對白寫出了詩畫所不能道，寫出了傷春</w:t>
-      </w:r>
+        <w:t>。經歷了一夜風雨，綠葉</w:t>
+      </w:r>
+      <w:proofErr w:type="gramStart"/>
       <w:r>
         <w:rPr>
           <w:rFonts w:hint="eastAsia"/>
           <w:bCs/>
           <w:szCs w:val="28"/>
         </w:rPr>
-        <w:t>惜花</w:t>
-      </w:r>
+        <w:t>因飽含雨水</w:t>
+      </w:r>
+      <w:proofErr w:type="gramEnd"/>
       <w:r>
         <w:rPr>
           <w:rFonts w:hint="eastAsia"/>
           <w:bCs/>
           <w:szCs w:val="28"/>
         </w:rPr>
-        <w:t>的閨中人複雜的神情口吻，可謂“傳神之筆。“應是”，表明詞人對窗外景象的推測與判斷。因為她畢竟尚未親眼目睹，所以說話時要留有餘地。同時，這一詞語中也暗含著“必然是”和“不得不是”之意。海棠雖好，風雨無情，它是不可能長開不謝的。一語之中，含有不盡的無可奈何的惜花</w:t>
-      </w:r>
+        <w:t>而顯得生機勃勃（肥），紅花卻因風吹雨打而凋零稀疏（瘦）。這四</w:t>
+      </w:r>
+      <w:proofErr w:type="gramStart"/>
       <w:r>
         <w:rPr>
           <w:rFonts w:hint="eastAsia"/>
           <w:bCs/>
           <w:szCs w:val="28"/>
         </w:rPr>
-        <w:t>之</w:t>
-      </w:r>
+        <w:t>個</w:t>
+      </w:r>
+      <w:proofErr w:type="gramEnd"/>
       <w:r>
         <w:rPr>
           <w:rFonts w:hint="eastAsia"/>
           <w:bCs/>
           <w:szCs w:val="28"/>
         </w:rPr>
-        <w:t>情，可謂語淺意深。而這一層惜花的</w:t>
-      </w:r>
-      <w:r>
-        <w:rPr>
-          <w:rFonts w:hint="eastAsia"/>
-          <w:b/>
-          <w:szCs w:val="28"/>
-        </w:rPr>
-        <w:t>殷殷</w:t>
-      </w:r>
+        <w:t>字不僅極其精</w:t>
+      </w:r>
+      <w:proofErr w:type="gramStart"/>
       <w:r>
         <w:rPr>
           <w:rFonts w:hint="eastAsia"/>
           <w:bCs/>
           <w:szCs w:val="28"/>
         </w:rPr>
-        <w:t>情意，自然是“捲簾人”所不能體察也無須更多理會的，她畢竟不能像她的女主人那樣感情細膩，那樣對自然和人生有著更深的感悟。這也許是她所以作出上面的回答的原因。末了的“綠肥紅瘦”一語，更是全詞的精絕之筆，歷來為世人所稱道。“綠”代替葉，“紅”代替花，是兩種顏色的對比；“肥”形容雨後的葉子因水份充足而茂盛肥大，“瘦”形容雨後的花朵因不堪雨打而凋謝稀少，是兩種狀態的對比。本來平平常常的四個字，經詞人的搭配組合，竟顯得如此色彩鮮明、形象生動，這實在是語言運用上的一個創造。由這四個字</w:t>
-      </w:r>
+        <w:t>準</w:t>
+      </w:r>
+      <w:proofErr w:type="gramEnd"/>
       <w:r>
         <w:rPr>
           <w:rFonts w:hint="eastAsia"/>
           <w:bCs/>
           <w:szCs w:val="28"/>
         </w:rPr>
-        <w:t>引發</w:t>
-      </w:r>
+        <w:t>地寫出了暮春時節的物理天候，更隱喻了時光流逝、</w:t>
+      </w:r>
+      <w:proofErr w:type="gramStart"/>
       <w:r>
         <w:rPr>
           <w:rFonts w:hint="eastAsia"/>
           <w:bCs/>
           <w:szCs w:val="28"/>
         </w:rPr>
-        <w:t>聯想，那“紅瘦”正是表明春天的漸漸消逝，而“綠肥”正是象徵著綠葉成蔭的盛夏的即將來臨。這種極富概括性的語言，又實在令人嘆為觀止。</w:t>
+        <w:t>青春易逝的</w:t>
+      </w:r>
+      <w:proofErr w:type="gramEnd"/>
+      <w:r>
+        <w:rPr>
+          <w:rFonts w:hint="eastAsia"/>
+          <w:bCs/>
+          <w:szCs w:val="28"/>
+        </w:rPr>
+        <w:t>淡淡哀愁。</w:t>
       </w:r>
     </w:p>
     <w:p>
       <w:pPr>
         <w:spacing w:after="0" w:line="480" w:lineRule="exact"/>
         <w:ind w:left="-6" w:right="0" w:hanging="11"/>
-        <w:rPr>
+        <w:jc w:val="both"/>
+        <w:rPr>
+          <w:rFonts w:hint="eastAsia"/>
           <w:bCs/>
           <w:spacing w:val="-6"/>
           <w:szCs w:val="28"/>
@@ -832,34 +1000,79 @@
         <w:rPr>
           <w:rFonts w:hint="eastAsia"/>
           <w:bCs/>
-          <w:spacing w:val="-6"/>
-          <w:szCs w:val="28"/>
-        </w:rPr>
-        <w:t>(資料來源：</w:t>
-      </w:r>
-      <w:hyperlink r:id="rId10" w:history="1">
-        <w:r>
-          <w:rPr>
-            <w:rStyle w:val="a8"/>
-            <w:bCs/>
-            <w:spacing w:val="-6"/>
-            <w:szCs w:val="28"/>
-          </w:rPr>
-          <w:t>https://www.arteducation.com.tw/shiwenv_3ffd5d0653a9.html</w:t>
-        </w:r>
-      </w:hyperlink>
-      <w:hyperlink r:id="rId11" w:history="1"/>
-      <w:hyperlink r:id="rId12" w:history="1"/>
-      <w:hyperlink r:id="rId13" w:history="1"/>
-      <w:hyperlink r:id="rId14" w:history="1"/>
+          <w:szCs w:val="28"/>
+        </w:rPr>
+        <w:t xml:space="preserve">    </w:t>
+      </w:r>
+      <w:proofErr w:type="gramStart"/>
       <w:r>
         <w:rPr>
           <w:rFonts w:hint="eastAsia"/>
           <w:bCs/>
-          <w:spacing w:val="-6"/>
-          <w:szCs w:val="28"/>
-        </w:rPr>
-        <w:t>)</w:t>
+          <w:szCs w:val="28"/>
+        </w:rPr>
+        <w:t>本詞藉</w:t>
+      </w:r>
+      <w:proofErr w:type="gramEnd"/>
+      <w:r>
+        <w:rPr>
+          <w:rFonts w:hint="eastAsia"/>
+          <w:bCs/>
+          <w:szCs w:val="28"/>
+        </w:rPr>
+        <w:t>由尋常的生活場景，透過「聽雨、飲酒、</w:t>
+      </w:r>
+      <w:proofErr w:type="gramStart"/>
+      <w:r>
+        <w:rPr>
+          <w:rFonts w:hint="eastAsia"/>
+          <w:bCs/>
+          <w:szCs w:val="28"/>
+        </w:rPr>
+        <w:t>問花、嘆春</w:t>
+      </w:r>
+      <w:proofErr w:type="gramEnd"/>
+      <w:r>
+        <w:rPr>
+          <w:rFonts w:hint="eastAsia"/>
+          <w:bCs/>
+          <w:szCs w:val="28"/>
+        </w:rPr>
+        <w:t>」的層層遞進，將詞人豐富而敏感的內心世界表露無遺。全詞語言清新自然，結構精巧，以花之「</w:t>
+      </w:r>
+      <w:proofErr w:type="gramStart"/>
+      <w:r>
+        <w:rPr>
+          <w:rFonts w:hint="eastAsia"/>
+          <w:bCs/>
+          <w:szCs w:val="28"/>
+        </w:rPr>
+        <w:t>紅瘦</w:t>
+      </w:r>
+      <w:proofErr w:type="gramEnd"/>
+      <w:r>
+        <w:rPr>
+          <w:rFonts w:hint="eastAsia"/>
+          <w:bCs/>
+          <w:szCs w:val="28"/>
+        </w:rPr>
+        <w:t>」隱喻自我，創造出</w:t>
+      </w:r>
+      <w:r>
+        <w:rPr>
+          <w:rFonts w:hint="eastAsia"/>
+          <w:b/>
+          <w:szCs w:val="28"/>
+        </w:rPr>
+        <w:t>餘音繞梁</w:t>
+      </w:r>
+      <w:r>
+        <w:rPr>
+          <w:rFonts w:hint="eastAsia"/>
+          <w:bCs/>
+          <w:szCs w:val="28"/>
+        </w:rPr>
+        <w:t>的藝術效果。</w:t>
       </w:r>
     </w:p>
     <w:p>
@@ -890,14 +1103,14 @@
           <w:ilvl w:val="0"/>
           <w:numId w:val="1"/>
         </w:numPr>
-        <w:spacing w:line="440" w:lineRule="exact"/>
-        <w:ind w:leftChars="0" w:right="0"/>
-      </w:pPr>
-      <w:r>
-        <w:rPr>
-          <w:rFonts w:hint="eastAsia"/>
-        </w:rPr>
-        <w:t>不「工」</w:t>
+        <w:spacing w:after="0" w:line="480" w:lineRule="exact"/>
+        <w:ind w:leftChars="0" w:left="284" w:right="0" w:hanging="284"/>
+      </w:pPr>
+      <w:r>
+        <w:rPr>
+          <w:rFonts w:hint="eastAsia"/>
+        </w:rPr>
+        <w:t>勾勒</w:t>
       </w:r>
       <w:r>
         <w:rPr>
@@ -909,22 +1122,35 @@
         <w:rPr>
           <w:rFonts w:hint="eastAsia"/>
         </w:rPr>
-        <w:t>指</w:t>
-      </w:r>
-      <w:r>
-        <w:rPr>
-          <w:rFonts w:hint="eastAsia"/>
-        </w:rPr>
-        <w:t>精細</w:t>
-      </w:r>
-      <w:r>
-        <w:rPr>
-          <w:rFonts w:hint="eastAsia"/>
-        </w:rPr>
-        <w:t>或擅長</w:t>
-      </w:r>
-      <w:r>
-        <w:t>。</w:t>
+        <w:t>原指繪畫時用線條描繪出物體的大致輪廓。後引申為用簡練的文字對事物進行大略的描寫。指李清照僅用短短三十三</w:t>
+      </w:r>
+      <w:proofErr w:type="gramStart"/>
+      <w:r>
+        <w:rPr>
+          <w:rFonts w:hint="eastAsia"/>
+        </w:rPr>
+        <w:t>個</w:t>
+      </w:r>
+      <w:proofErr w:type="gramEnd"/>
+      <w:r>
+        <w:rPr>
+          <w:rFonts w:hint="eastAsia"/>
+        </w:rPr>
+        <w:t>字，就精</w:t>
+      </w:r>
+      <w:proofErr w:type="gramStart"/>
+      <w:r>
+        <w:rPr>
+          <w:rFonts w:hint="eastAsia"/>
+        </w:rPr>
+        <w:t>準</w:t>
+      </w:r>
+      <w:proofErr w:type="gramEnd"/>
+      <w:r>
+        <w:rPr>
+          <w:rFonts w:hint="eastAsia"/>
+        </w:rPr>
+        <w:t>、洗鍊地描繪出一幅生動的深閨清晨畫面，讓讀者腦海中瞬間有了畫面感。</w:t>
       </w:r>
     </w:p>
     <w:p>
@@ -934,14 +1160,43 @@
           <w:ilvl w:val="0"/>
           <w:numId w:val="1"/>
         </w:numPr>
-        <w:spacing w:line="440" w:lineRule="exact"/>
-        <w:ind w:leftChars="0" w:right="0"/>
-      </w:pPr>
-      <w:r>
-        <w:rPr>
-          <w:rFonts w:hint="eastAsia"/>
-        </w:rPr>
-        <w:t>天下「稱」之</w:t>
+        <w:spacing w:after="0" w:line="480" w:lineRule="exact"/>
+        <w:ind w:leftChars="0" w:left="284" w:right="0" w:hanging="284"/>
+      </w:pPr>
+      <w:r>
+        <w:rPr>
+          <w:rFonts w:hint="eastAsia"/>
+        </w:rPr>
+        <w:t>輾</w:t>
+      </w:r>
+      <w:r>
+        <w:rPr>
+          <w:rFonts w:hint="eastAsia"/>
+        </w:rPr>
+        <w:t>(</w:t>
+      </w:r>
+      <w:proofErr w:type="gramStart"/>
+      <w:r>
+        <w:rPr>
+          <w:rFonts w:hint="eastAsia"/>
+          <w:color w:val="FF0000"/>
+          <w:sz w:val="16"/>
+          <w:szCs w:val="16"/>
+        </w:rPr>
+        <w:t>ㄓㄢˇ</w:t>
+      </w:r>
+      <w:proofErr w:type="gramEnd"/>
+      <w:r>
+        <w:rPr>
+          <w:rFonts w:hint="eastAsia"/>
+        </w:rPr>
+        <w:t>)</w:t>
+      </w:r>
+      <w:r>
+        <w:rPr>
+          <w:rFonts w:hint="eastAsia"/>
+        </w:rPr>
+        <w:t>轉</w:t>
       </w:r>
       <w:r>
         <w:rPr>
@@ -953,7 +1208,7 @@
         <w:rPr>
           <w:rFonts w:hint="eastAsia"/>
         </w:rPr>
-        <w:t>讚美、表揚。</w:t>
+        <w:t>形容身體翻來覆去，無法入睡。也可用於形容思緒反覆、心事重重。指詞人因為心中懷著愁緒、牽掛著窗外的花朵，導致夜裡翻來覆去、睡不安穩的焦慮心境。</w:t>
       </w:r>
     </w:p>
     <w:p>
@@ -963,50 +1218,54 @@
           <w:ilvl w:val="0"/>
           <w:numId w:val="1"/>
         </w:numPr>
-        <w:spacing w:line="440" w:lineRule="exact"/>
-        <w:ind w:leftChars="0" w:right="0"/>
-      </w:pPr>
-      <w:r>
-        <w:rPr>
-          <w:rFonts w:hint="eastAsia"/>
-        </w:rPr>
-        <w:t>委</w:t>
-      </w:r>
-      <w:r>
-        <w:rPr>
-          <w:rFonts w:hint="eastAsia"/>
-        </w:rPr>
-        <w:t>(</w:t>
-      </w:r>
-      <w:r>
-        <w:rPr>
-          <w:rFonts w:hint="eastAsia"/>
-          <w:color w:val="FF0000"/>
-          <w:sz w:val="16"/>
-          <w:szCs w:val="16"/>
-        </w:rPr>
-        <w:t>ㄨㄟˇ</w:t>
-      </w:r>
-      <w:r>
-        <w:rPr>
-          <w:rFonts w:hint="eastAsia"/>
-        </w:rPr>
-        <w:t>)</w:t>
-      </w:r>
-      <w:r>
-        <w:rPr>
-          <w:rFonts w:hint="eastAsia"/>
-        </w:rPr>
-        <w:t>婉</w:t>
-      </w:r>
-      <w:r>
-        <w:rPr>
-          <w:rFonts w:hint="eastAsia"/>
-        </w:rPr>
-        <w:t>：婉轉曲折</w:t>
-      </w:r>
-      <w:r>
-        <w:t>。</w:t>
+        <w:spacing w:after="0" w:line="480" w:lineRule="exact"/>
+        <w:ind w:leftChars="0" w:left="284" w:right="0" w:hanging="284"/>
+      </w:pPr>
+      <w:r>
+        <w:rPr>
+          <w:rFonts w:hint="eastAsia"/>
+        </w:rPr>
+        <w:t>伏筆</w:t>
+      </w:r>
+      <w:r>
+        <w:rPr>
+          <w:rFonts w:hint="eastAsia"/>
+        </w:rPr>
+        <w:t>：</w:t>
+      </w:r>
+      <w:r>
+        <w:rPr>
+          <w:rFonts w:hint="eastAsia"/>
+        </w:rPr>
+        <w:t>寫作手法的一種。在文章的前面先暗示、鋪墊，以便與後文的某個情節或結局相呼應。指詞人清晨醒來「</w:t>
+      </w:r>
+      <w:proofErr w:type="gramStart"/>
+      <w:r>
+        <w:rPr>
+          <w:rFonts w:hint="eastAsia"/>
+        </w:rPr>
+        <w:t>殘酒未消</w:t>
+      </w:r>
+      <w:proofErr w:type="gramEnd"/>
+      <w:r>
+        <w:rPr>
+          <w:rFonts w:hint="eastAsia"/>
+        </w:rPr>
+        <w:t>」的倦怠與</w:t>
+      </w:r>
+      <w:proofErr w:type="gramStart"/>
+      <w:r>
+        <w:rPr>
+          <w:rFonts w:hint="eastAsia"/>
+        </w:rPr>
+        <w:t>懨懨</w:t>
+      </w:r>
+      <w:proofErr w:type="gramEnd"/>
+      <w:r>
+        <w:rPr>
+          <w:rFonts w:hint="eastAsia"/>
+        </w:rPr>
+        <w:t>無力，暗示並預備了她後面之所以對海棠花凋零產生強烈感傷（傷春）的情感邏輯。</w:t>
       </w:r>
     </w:p>
     <w:p>
@@ -1016,14 +1275,14 @@
           <w:ilvl w:val="0"/>
           <w:numId w:val="1"/>
         </w:numPr>
-        <w:spacing w:line="440" w:lineRule="exact"/>
-        <w:ind w:leftChars="0" w:right="0"/>
-      </w:pPr>
-      <w:r>
-        <w:rPr>
-          <w:rFonts w:hint="eastAsia"/>
-        </w:rPr>
-        <w:t>雋</w:t>
+        <w:spacing w:after="0" w:line="480" w:lineRule="exact"/>
+        <w:ind w:leftChars="0" w:left="284" w:right="0" w:hanging="284"/>
+      </w:pPr>
+      <w:r>
+        <w:rPr>
+          <w:rFonts w:hint="eastAsia"/>
+        </w:rPr>
+        <w:t>淋漓</w:t>
       </w:r>
       <w:r>
         <w:rPr>
@@ -1031,6 +1290,7 @@
         </w:rPr>
         <w:t>(</w:t>
       </w:r>
+      <w:proofErr w:type="gramStart"/>
       <w:r>
         <w:rPr>
           <w:rFonts w:hint="eastAsia"/>
@@ -1038,8 +1298,29 @@
           <w:sz w:val="16"/>
           <w:szCs w:val="16"/>
         </w:rPr>
-        <w:t>ㄐㄩㄢˋ</w:t>
-      </w:r>
+        <w:t>ㄌㄧㄣˊ</w:t>
+      </w:r>
+      <w:proofErr w:type="gramEnd"/>
+      <w:r>
+        <w:rPr>
+          <w:rFonts w:hint="eastAsia"/>
+          <w:color w:val="FF0000"/>
+          <w:sz w:val="16"/>
+          <w:szCs w:val="16"/>
+        </w:rPr>
+        <w:t xml:space="preserve"> </w:t>
+      </w:r>
+      <w:proofErr w:type="gramStart"/>
+      <w:r>
+        <w:rPr>
+          <w:rFonts w:hint="eastAsia"/>
+          <w:color w:val="FF0000"/>
+          <w:sz w:val="16"/>
+          <w:szCs w:val="16"/>
+        </w:rPr>
+        <w:t>ㄌㄧˊ</w:t>
+      </w:r>
+      <w:proofErr w:type="gramEnd"/>
       <w:r>
         <w:rPr>
           <w:rFonts w:hint="eastAsia"/>
@@ -1050,26 +1331,19 @@
         <w:rPr>
           <w:rFonts w:hint="eastAsia"/>
         </w:rPr>
-        <w:t>永</w:t>
-      </w:r>
-      <w:r>
-        <w:rPr>
-          <w:rFonts w:hint="eastAsia"/>
-        </w:rPr>
-        <w:t>：意義深長而耐人尋味。</w:t>
-      </w:r>
-    </w:p>
-    <w:p>
-      <w:pPr>
-        <w:pStyle w:val="aa"/>
-        <w:spacing w:line="440" w:lineRule="exact"/>
-        <w:ind w:leftChars="0" w:right="0" w:firstLine="0"/>
-      </w:pPr>
-      <w:r>
-        <w:rPr>
-          <w:rFonts w:hint="eastAsia"/>
-        </w:rPr>
-        <w:t>【例】他的詩作頗負盛名，短詩尤以清新雋永見稱。</w:t>
+        <w:t>盡致</w:t>
+      </w:r>
+      <w:r>
+        <w:rPr>
+          <w:rFonts w:hint="eastAsia"/>
+        </w:rPr>
+        <w:t>：</w:t>
+      </w:r>
+      <w:r>
+        <w:rPr>
+          <w:rFonts w:hint="eastAsia"/>
+        </w:rPr>
+        <w:t>形容文章、言論或表演非常暢達、盡情，將內在的意旨或情感發揮到極點，毫無保留。指詞人僅透過一個「試問」的動作，就將她內心那份關心花朵、卻又害怕看到花謝的複雜與細膩心理，展現得非常透徹、完美。</w:t>
       </w:r>
     </w:p>
     <w:p>
@@ -1079,14 +1353,14 @@
           <w:ilvl w:val="0"/>
           <w:numId w:val="1"/>
         </w:numPr>
-        <w:spacing w:line="440" w:lineRule="exact"/>
-        <w:ind w:leftChars="0" w:right="0"/>
-      </w:pPr>
-      <w:r>
-        <w:rPr>
-          <w:rFonts w:hint="eastAsia"/>
-        </w:rPr>
-        <w:t>驟</w:t>
+        <w:spacing w:after="0" w:line="480" w:lineRule="exact"/>
+        <w:ind w:leftChars="0" w:left="284" w:right="0" w:hanging="284"/>
+      </w:pPr>
+      <w:r>
+        <w:rPr>
+          <w:rFonts w:hint="eastAsia"/>
+        </w:rPr>
+        <w:t>跌宕</w:t>
       </w:r>
       <w:r>
         <w:rPr>
@@ -1094,6 +1368,7 @@
         </w:rPr>
         <w:t>(</w:t>
       </w:r>
+      <w:proofErr w:type="gramStart"/>
       <w:r>
         <w:rPr>
           <w:rFonts w:hint="eastAsia"/>
@@ -1101,17 +1376,9 @@
           <w:sz w:val="16"/>
           <w:szCs w:val="16"/>
         </w:rPr>
-        <w:t>ㄗㄡ</w:t>
-      </w:r>
-      <w:r>
-        <w:rPr>
-          <w:rFonts w:hint="eastAsia"/>
-          <w:color w:val="FF0000"/>
-          <w:sz w:val="16"/>
-          <w:szCs w:val="16"/>
-        </w:rPr>
-        <w:t>ˋ</w:t>
-      </w:r>
+        <w:t>ㄉㄤˋ</w:t>
+      </w:r>
+      <w:proofErr w:type="gramEnd"/>
       <w:r>
         <w:rPr>
           <w:rFonts w:hint="eastAsia"/>
@@ -1122,41 +1389,33 @@
         <w:rPr>
           <w:rFonts w:hint="eastAsia"/>
         </w:rPr>
+        <w:t>有致</w:t>
+      </w:r>
+      <w:r>
+        <w:rPr>
+          <w:rFonts w:hint="eastAsia"/>
+        </w:rPr>
         <w:t>：</w:t>
       </w:r>
-    </w:p>
-    <w:p>
-      <w:pPr>
-        <w:pStyle w:val="aa"/>
-        <w:numPr>
-          <w:ilvl w:val="0"/>
-          <w:numId w:val="42"/>
-        </w:numPr>
-        <w:spacing w:line="440" w:lineRule="exact"/>
-        <w:ind w:leftChars="0" w:right="0"/>
-      </w:pPr>
-      <w:r>
-        <w:rPr>
-          <w:rFonts w:hint="eastAsia"/>
-        </w:rPr>
-        <w:t>急速的。如：「風狂雨驟」。</w:t>
-      </w:r>
-    </w:p>
-    <w:p>
-      <w:pPr>
-        <w:pStyle w:val="aa"/>
-        <w:numPr>
-          <w:ilvl w:val="0"/>
-          <w:numId w:val="42"/>
-        </w:numPr>
-        <w:spacing w:line="440" w:lineRule="exact"/>
-        <w:ind w:leftChars="0" w:right="0"/>
-      </w:pPr>
-      <w:r>
-        <w:rPr>
-          <w:rFonts w:hint="eastAsia"/>
-        </w:rPr>
-        <w:t>突然的。如：「驟變」、「驟然」、「驟發」。</w:t>
+      <w:r>
+        <w:rPr>
+          <w:rFonts w:hint="eastAsia"/>
+        </w:rPr>
+        <w:t>形容事物、文章、樂曲或情節起伏變化、錯落有致，富有節奏感與美感，不呆板。指詞人與侍女</w:t>
+      </w:r>
+      <w:proofErr w:type="gramStart"/>
+      <w:r>
+        <w:rPr>
+          <w:rFonts w:hint="eastAsia"/>
+        </w:rPr>
+        <w:t>之間「</w:t>
+      </w:r>
+      <w:proofErr w:type="gramEnd"/>
+      <w:r>
+        <w:rPr>
+          <w:rFonts w:hint="eastAsia"/>
+        </w:rPr>
+        <w:t>一問一答」的對話。侍女的「海棠依舊」和詞人的「綠肥紅瘦」產生強烈對比，使這首詞的情節與情感產生了起伏波動，顯得非常生動、不單調。</w:t>
       </w:r>
     </w:p>
     <w:p>
@@ -1166,115 +1425,17 @@
           <w:ilvl w:val="0"/>
           <w:numId w:val="1"/>
         </w:numPr>
-        <w:spacing w:line="440" w:lineRule="exact"/>
-        <w:ind w:leftChars="0" w:right="0"/>
-      </w:pPr>
-      <w:r>
-        <w:rPr>
-          <w:rFonts w:hint="eastAsia"/>
-        </w:rPr>
-        <w:t>狼藉</w:t>
-      </w:r>
-      <w:r>
-        <w:rPr>
-          <w:rFonts w:hint="eastAsia"/>
-        </w:rPr>
-        <w:t>(</w:t>
-      </w:r>
-      <w:r>
-        <w:rPr>
-          <w:rFonts w:hint="eastAsia"/>
-          <w:color w:val="FF0000"/>
-          <w:sz w:val="16"/>
-          <w:szCs w:val="16"/>
-        </w:rPr>
-        <w:t>ㄌㄤˊ ㄐㄧˊ</w:t>
-      </w:r>
-      <w:r>
-        <w:rPr>
-          <w:rFonts w:hint="eastAsia"/>
-        </w:rPr>
-        <w:t>)：</w:t>
-      </w:r>
-    </w:p>
-    <w:p>
-      <w:pPr>
-        <w:pStyle w:val="aa"/>
-        <w:numPr>
-          <w:ilvl w:val="0"/>
-          <w:numId w:val="39"/>
-        </w:numPr>
-        <w:spacing w:line="440" w:lineRule="exact"/>
-        <w:ind w:leftChars="0" w:right="0"/>
-      </w:pPr>
-      <w:r>
-        <w:rPr>
-          <w:rFonts w:hint="eastAsia"/>
-        </w:rPr>
-        <w:t>傳說狼群常在草地上臥息，離去時會將草地弄得一片凌亂，以消滅蹤跡。後用此語形容凌亂不堪或毫無秩序、紀律。【例】杯盤狼藉</w:t>
-      </w:r>
-    </w:p>
-    <w:p>
-      <w:pPr>
-        <w:pStyle w:val="aa"/>
-        <w:numPr>
-          <w:ilvl w:val="0"/>
-          <w:numId w:val="39"/>
-        </w:numPr>
-        <w:spacing w:line="440" w:lineRule="exact"/>
-        <w:ind w:leftChars="0" w:right="0"/>
-      </w:pPr>
-      <w:r>
-        <w:rPr>
-          <w:rFonts w:hint="eastAsia"/>
-        </w:rPr>
-        <w:t>比喻行為放縱，不守法紀。如：「聲名狼藉」。</w:t>
-      </w:r>
-    </w:p>
-    <w:p>
-      <w:pPr>
-        <w:pStyle w:val="aa"/>
-        <w:numPr>
-          <w:ilvl w:val="0"/>
-          <w:numId w:val="1"/>
-        </w:numPr>
-        <w:spacing w:line="440" w:lineRule="exact"/>
-        <w:ind w:leftChars="0" w:right="0"/>
-      </w:pPr>
-      <w:r>
-        <w:rPr>
-          <w:rFonts w:hint="eastAsia"/>
-        </w:rPr>
-        <w:t>曲折有致</w:t>
-      </w:r>
-      <w:r>
-        <w:rPr>
-          <w:rFonts w:hint="eastAsia"/>
-        </w:rPr>
-        <w:t>：敘述</w:t>
-      </w:r>
-      <w:r>
-        <w:rPr>
-          <w:rFonts w:hint="eastAsia"/>
-        </w:rPr>
-        <w:t>委婉而有情趣。</w:t>
-      </w:r>
-    </w:p>
-    <w:p>
-      <w:pPr>
-        <w:pStyle w:val="aa"/>
-        <w:numPr>
-          <w:ilvl w:val="0"/>
-          <w:numId w:val="1"/>
-        </w:numPr>
-        <w:spacing w:line="440" w:lineRule="exact"/>
-        <w:ind w:leftChars="0" w:right="0"/>
-      </w:pPr>
-      <w:r>
-        <w:rPr>
-          <w:rFonts w:hint="eastAsia"/>
-        </w:rPr>
-        <w:t>漫不經心</w:t>
+        <w:spacing w:after="0" w:line="480" w:lineRule="exact"/>
+        <w:ind w:leftChars="0" w:left="284" w:right="0" w:hanging="284"/>
+        <w:rPr>
+          <w:rFonts w:hint="eastAsia"/>
+        </w:rPr>
+      </w:pPr>
+      <w:r>
+        <w:rPr>
+          <w:rFonts w:hint="eastAsia"/>
+        </w:rPr>
+        <w:t>餘音繞梁</w:t>
       </w:r>
       <w:r>
         <w:rPr>
@@ -1286,119 +1447,53 @@
         <w:rPr>
           <w:rFonts w:hint="eastAsia"/>
         </w:rPr>
-        <w:t>隨隨便便，不加留意的意思。</w:t>
-      </w:r>
-    </w:p>
-    <w:p>
-      <w:pPr>
-        <w:pStyle w:val="aa"/>
-        <w:numPr>
-          <w:ilvl w:val="0"/>
-          <w:numId w:val="1"/>
-        </w:numPr>
-        <w:spacing w:line="440" w:lineRule="exact"/>
-        <w:ind w:leftChars="0" w:right="0"/>
-      </w:pPr>
-      <w:r>
-        <w:rPr>
-          <w:rFonts w:hint="eastAsia"/>
-        </w:rPr>
-        <w:t>反詰</w:t>
-      </w:r>
-      <w:r>
-        <w:rPr>
-          <w:rFonts w:hint="eastAsia"/>
-        </w:rPr>
-        <w:t>(</w:t>
-      </w:r>
-      <w:r>
-        <w:rPr>
-          <w:rFonts w:hint="eastAsia"/>
-          <w:color w:val="FF0000"/>
-          <w:sz w:val="16"/>
-          <w:szCs w:val="16"/>
-        </w:rPr>
-        <w:t>ㄐㄧㄝ</w:t>
-      </w:r>
-      <w:r>
-        <w:rPr>
-          <w:rFonts w:hint="eastAsia"/>
-          <w:color w:val="FF0000"/>
-          <w:sz w:val="16"/>
-          <w:szCs w:val="16"/>
-        </w:rPr>
-        <w:t>ˊ</w:t>
-      </w:r>
-      <w:r>
-        <w:rPr>
-          <w:rFonts w:hint="eastAsia"/>
-        </w:rPr>
-        <w:t>)：反問。</w:t>
-      </w:r>
-      <w:r>
-        <w:rPr>
-          <w:rFonts w:hint="eastAsia"/>
-        </w:rPr>
-        <w:t>【例】經他這一反詰，原來批評的人也就啞口無言了。</w:t>
-      </w:r>
-    </w:p>
-    <w:p>
-      <w:pPr>
-        <w:pStyle w:val="aa"/>
-        <w:numPr>
-          <w:ilvl w:val="0"/>
-          <w:numId w:val="1"/>
-        </w:numPr>
-        <w:spacing w:line="440" w:lineRule="exact"/>
-        <w:ind w:leftChars="0" w:right="0"/>
-      </w:pPr>
-      <w:r>
-        <w:rPr>
-          <w:rFonts w:hint="eastAsia"/>
-        </w:rPr>
-        <w:t>殷</w:t>
-      </w:r>
-      <w:r>
-        <w:rPr>
-          <w:rFonts w:hint="eastAsia"/>
-        </w:rPr>
-        <w:t>(</w:t>
-      </w:r>
-      <w:r>
-        <w:rPr>
-          <w:rFonts w:hint="eastAsia"/>
-          <w:color w:val="FF0000"/>
-          <w:sz w:val="16"/>
-          <w:szCs w:val="16"/>
-        </w:rPr>
-        <w:t>ㄧㄣ</w:t>
-      </w:r>
-      <w:r>
-        <w:rPr>
-          <w:rFonts w:hint="eastAsia"/>
-        </w:rPr>
-        <w:t>)</w:t>
-      </w:r>
-      <w:r>
-        <w:rPr>
-          <w:rFonts w:hint="eastAsia"/>
-        </w:rPr>
-        <w:t>殷</w:t>
-      </w:r>
-      <w:r>
-        <w:rPr>
-          <w:rFonts w:hint="eastAsia"/>
-        </w:rPr>
-        <w:t>：</w:t>
-      </w:r>
-      <w:r>
-        <w:rPr>
-          <w:rFonts w:hint="eastAsia"/>
-        </w:rPr>
-        <w:t>懇切的樣子。如：「殷殷盼望」、「殷殷叮囑」。</w:t>
+        <w:t>形容歌聲極其優美動聽，在歌唱結束後，歌聲彷彿還在屋</w:t>
+      </w:r>
+      <w:proofErr w:type="gramStart"/>
+      <w:r>
+        <w:rPr>
+          <w:rFonts w:hint="eastAsia"/>
+        </w:rPr>
+        <w:t>樑</w:t>
+      </w:r>
+      <w:proofErr w:type="gramEnd"/>
+      <w:r>
+        <w:rPr>
+          <w:rFonts w:hint="eastAsia"/>
+        </w:rPr>
+        <w:t>間</w:t>
+      </w:r>
+      <w:proofErr w:type="gramStart"/>
+      <w:r>
+        <w:rPr>
+          <w:rFonts w:hint="eastAsia"/>
+        </w:rPr>
+        <w:t>迴盪</w:t>
+      </w:r>
+      <w:proofErr w:type="gramEnd"/>
+      <w:r>
+        <w:rPr>
+          <w:rFonts w:hint="eastAsia"/>
+        </w:rPr>
+        <w:t>、久久不散。後用以形容詩文或話語意味深長，令人回味無窮。指《如夢令》最後雖然在「綠肥紅瘦」這句話戛然而止，卻給讀者留下了極大的想像空間，其傷春的淡淡哀愁在讀者心中久久</w:t>
+      </w:r>
+      <w:proofErr w:type="gramStart"/>
+      <w:r>
+        <w:rPr>
+          <w:rFonts w:hint="eastAsia"/>
+        </w:rPr>
+        <w:t>迴盪</w:t>
+      </w:r>
+      <w:proofErr w:type="gramEnd"/>
+      <w:r>
+        <w:rPr>
+          <w:rFonts w:hint="eastAsia"/>
+        </w:rPr>
+        <w:t>，令人回味無窮。</w:t>
       </w:r>
     </w:p>
     <w:sectPr>
+      <w:footerReference w:type="default" r:id="rId8"/>
       <w:pgSz w:w="11906" w:h="16838"/>
       <w:pgMar w:top="567" w:right="567" w:bottom="567" w:left="567" w:header="0" w:footer="0" w:gutter="0"/>
       <w:cols w:space="720"/>
@@ -1409,7 +1504,7 @@
 </file>
 
 <file path=word/endnotes.xml><?xml version="1.0" encoding="utf-8"?>
-<w:endnotes xmlns:wpc="http://schemas.microsoft.com/office/word/2010/wordprocessingCanvas" xmlns:cx="http://schemas.microsoft.com/office/drawing/2014/chartex" xmlns:cx1="http://schemas.microsoft.com/office/drawing/2015/9/8/chartex" xmlns:cx2="http://schemas.microsoft.com/office/drawing/2015/10/21/chartex" xmlns:cx3="http://schemas.microsoft.com/office/drawing/2016/5/9/chartex" xmlns:cx4="http://schemas.microsoft.com/office/drawing/2016/5/10/chartex" xmlns:cx5="http://schemas.microsoft.com/office/drawing/2016/5/11/chartex" xmlns:cx6="http://schemas.microsoft.com/office/drawing/2016/5/12/chartex" xmlns:cx7="http://schemas.microsoft.com/office/drawing/2016/5/13/chartex" xmlns:cx8="http://schemas.microsoft.com/office/drawing/2016/5/14/chartex" xmlns:mc="http://schemas.openxmlformats.org/markup-compatibility/2006" xmlns:aink="http://schemas.microsoft.com/office/drawing/2016/ink" xmlns:am3d="http://schemas.microsoft.com/office/drawing/2017/model3d" xmlns:o="urn:schemas-microsoft-com:office:office" xmlns:oel="http://schemas.microsoft.com/office/2019/extlst" xmlns:r="http://schemas.openxmlformats.org/officeDocument/2006/relationships" xmlns:m="http://schemas.openxmlformats.org/officeDocument/2006/math" xmlns:v="urn:schemas-microsoft-com:vml" xmlns:wp14="http://schemas.microsoft.com/office/word/2010/wordprocessingDrawing" xmlns:wp="http://schemas.openxmlformats.org/drawingml/2006/wordprocessingDrawing" xmlns:w10="urn:schemas-microsoft-com:office:word" xmlns:w="http://schemas.openxmlformats.org/wordprocessingml/2006/main" xmlns:w14="http://schemas.microsoft.com/office/word/2010/wordml" xmlns:w15="http://schemas.microsoft.com/office/word/2012/wordml" xmlns:w16cex="http://schemas.microsoft.com/office/word/2018/wordml/cex" xmlns:w16cid="http://schemas.microsoft.com/office/word/2016/wordml/cid" xmlns:w16="http://schemas.microsoft.com/office/word/2018/wordml" xmlns:w16du="http://schemas.microsoft.com/office/word/2023/wordml/word16du" xmlns:w16sdtdh="http://schemas.microsoft.com/office/word/2020/wordml/sdtdatahash" xmlns:w16se="http://schemas.microsoft.com/office/word/2015/wordml/symex" xmlns:wpg="http://schemas.microsoft.com/office/word/2010/wordprocessingGroup" xmlns:wpi="http://schemas.microsoft.com/office/word/2010/wordprocessingInk" xmlns:wne="http://schemas.microsoft.com/office/word/2006/wordml" xmlns:wps="http://schemas.microsoft.com/office/word/2010/wordprocessingShape" mc:Ignorable="w14 w15 w16se w16cid w16 w16cex w16sdtdh wp14">
+<w:endnotes xmlns:wpc="http://schemas.microsoft.com/office/word/2010/wordprocessingCanvas" xmlns:cx="http://schemas.microsoft.com/office/drawing/2014/chartex" xmlns:cx1="http://schemas.microsoft.com/office/drawing/2015/9/8/chartex" xmlns:cx2="http://schemas.microsoft.com/office/drawing/2015/10/21/chartex" xmlns:cx3="http://schemas.microsoft.com/office/drawing/2016/5/9/chartex" xmlns:cx4="http://schemas.microsoft.com/office/drawing/2016/5/10/chartex" xmlns:cx5="http://schemas.microsoft.com/office/drawing/2016/5/11/chartex" xmlns:cx6="http://schemas.microsoft.com/office/drawing/2016/5/12/chartex" xmlns:cx7="http://schemas.microsoft.com/office/drawing/2016/5/13/chartex" xmlns:cx8="http://schemas.microsoft.com/office/drawing/2016/5/14/chartex" xmlns:mc="http://schemas.openxmlformats.org/markup-compatibility/2006" xmlns:aink="http://schemas.microsoft.com/office/drawing/2016/ink" xmlns:am3d="http://schemas.microsoft.com/office/drawing/2017/model3d" xmlns:o="urn:schemas-microsoft-com:office:office" xmlns:r="http://schemas.openxmlformats.org/officeDocument/2006/relationships" xmlns:m="http://schemas.openxmlformats.org/officeDocument/2006/math" xmlns:v="urn:schemas-microsoft-com:vml" xmlns:wp14="http://schemas.microsoft.com/office/word/2010/wordprocessingDrawing" xmlns:wp="http://schemas.openxmlformats.org/drawingml/2006/wordprocessingDrawing" xmlns:w10="urn:schemas-microsoft-com:office:word" xmlns:w="http://schemas.openxmlformats.org/wordprocessingml/2006/main" xmlns:w14="http://schemas.microsoft.com/office/word/2010/wordml" xmlns:w15="http://schemas.microsoft.com/office/word/2012/wordml" xmlns:w16cex="http://schemas.microsoft.com/office/word/2018/wordml/cex" xmlns:w16cid="http://schemas.microsoft.com/office/word/2016/wordml/cid" xmlns:w16="http://schemas.microsoft.com/office/word/2018/wordml" xmlns:w16sdtdh="http://schemas.microsoft.com/office/word/2020/wordml/sdtdatahash" xmlns:w16se="http://schemas.microsoft.com/office/word/2015/wordml/symex" xmlns:wpg="http://schemas.microsoft.com/office/word/2010/wordprocessingGroup" xmlns:wpi="http://schemas.microsoft.com/office/word/2010/wordprocessingInk" xmlns:wne="http://schemas.microsoft.com/office/word/2006/wordml" xmlns:wps="http://schemas.microsoft.com/office/word/2010/wordprocessingShape" mc:Ignorable="w14 w15 w16se w16cid w16 w16cex w16sdtdh wp14">
   <w:endnote w:type="separator" w:id="-1">
     <w:p>
       <w:pPr>
@@ -1434,7 +1529,7 @@
 </file>
 
 <file path=word/footer1.xml><?xml version="1.0" encoding="utf-8"?>
-<w:ftr xmlns:wpc="http://schemas.microsoft.com/office/word/2010/wordprocessingCanvas" xmlns:cx="http://schemas.microsoft.com/office/drawing/2014/chartex" xmlns:cx1="http://schemas.microsoft.com/office/drawing/2015/9/8/chartex" xmlns:cx2="http://schemas.microsoft.com/office/drawing/2015/10/21/chartex" xmlns:cx3="http://schemas.microsoft.com/office/drawing/2016/5/9/chartex" xmlns:cx4="http://schemas.microsoft.com/office/drawing/2016/5/10/chartex" xmlns:cx5="http://schemas.microsoft.com/office/drawing/2016/5/11/chartex" xmlns:cx6="http://schemas.microsoft.com/office/drawing/2016/5/12/chartex" xmlns:cx7="http://schemas.microsoft.com/office/drawing/2016/5/13/chartex" xmlns:cx8="http://schemas.microsoft.com/office/drawing/2016/5/14/chartex" xmlns:mc="http://schemas.openxmlformats.org/markup-compatibility/2006" xmlns:aink="http://schemas.microsoft.com/office/drawing/2016/ink" xmlns:am3d="http://schemas.microsoft.com/office/drawing/2017/model3d" xmlns:o="urn:schemas-microsoft-com:office:office" xmlns:oel="http://schemas.microsoft.com/office/2019/extlst" xmlns:r="http://schemas.openxmlformats.org/officeDocument/2006/relationships" xmlns:m="http://schemas.openxmlformats.org/officeDocument/2006/math" xmlns:v="urn:schemas-microsoft-com:vml" xmlns:wp14="http://schemas.microsoft.com/office/word/2010/wordprocessingDrawing" xmlns:wp="http://schemas.openxmlformats.org/drawingml/2006/wordprocessingDrawing" xmlns:w10="urn:schemas-microsoft-com:office:word" xmlns:w="http://schemas.openxmlformats.org/wordprocessingml/2006/main" xmlns:w14="http://schemas.microsoft.com/office/word/2010/wordml" xmlns:w15="http://schemas.microsoft.com/office/word/2012/wordml" xmlns:w16cex="http://schemas.microsoft.com/office/word/2018/wordml/cex" xmlns:w16cid="http://schemas.microsoft.com/office/word/2016/wordml/cid" xmlns:w16="http://schemas.microsoft.com/office/word/2018/wordml" xmlns:w16du="http://schemas.microsoft.com/office/word/2023/wordml/word16du" xmlns:w16sdtdh="http://schemas.microsoft.com/office/word/2020/wordml/sdtdatahash" xmlns:w16se="http://schemas.microsoft.com/office/word/2015/wordml/symex" xmlns:wpg="http://schemas.microsoft.com/office/word/2010/wordprocessingGroup" xmlns:wpi="http://schemas.microsoft.com/office/word/2010/wordprocessingInk" xmlns:wne="http://schemas.microsoft.com/office/word/2006/wordml" xmlns:wps="http://schemas.microsoft.com/office/word/2010/wordprocessingShape" mc:Ignorable="w14 w15 w16se w16cid w16 w16cex w16sdtdh wp14">
+<w:ftr xmlns:wpc="http://schemas.microsoft.com/office/word/2010/wordprocessingCanvas" xmlns:cx="http://schemas.microsoft.com/office/drawing/2014/chartex" xmlns:cx1="http://schemas.microsoft.com/office/drawing/2015/9/8/chartex" xmlns:cx2="http://schemas.microsoft.com/office/drawing/2015/10/21/chartex" xmlns:cx3="http://schemas.microsoft.com/office/drawing/2016/5/9/chartex" xmlns:cx4="http://schemas.microsoft.com/office/drawing/2016/5/10/chartex" xmlns:cx5="http://schemas.microsoft.com/office/drawing/2016/5/11/chartex" xmlns:cx6="http://schemas.microsoft.com/office/drawing/2016/5/12/chartex" xmlns:cx7="http://schemas.microsoft.com/office/drawing/2016/5/13/chartex" xmlns:cx8="http://schemas.microsoft.com/office/drawing/2016/5/14/chartex" xmlns:mc="http://schemas.openxmlformats.org/markup-compatibility/2006" xmlns:aink="http://schemas.microsoft.com/office/drawing/2016/ink" xmlns:am3d="http://schemas.microsoft.com/office/drawing/2017/model3d" xmlns:o="urn:schemas-microsoft-com:office:office" xmlns:r="http://schemas.openxmlformats.org/officeDocument/2006/relationships" xmlns:m="http://schemas.openxmlformats.org/officeDocument/2006/math" xmlns:v="urn:schemas-microsoft-com:vml" xmlns:wp14="http://schemas.microsoft.com/office/word/2010/wordprocessingDrawing" xmlns:wp="http://schemas.openxmlformats.org/drawingml/2006/wordprocessingDrawing" xmlns:w10="urn:schemas-microsoft-com:office:word" xmlns:w="http://schemas.openxmlformats.org/wordprocessingml/2006/main" xmlns:w14="http://schemas.microsoft.com/office/word/2010/wordml" xmlns:w15="http://schemas.microsoft.com/office/word/2012/wordml" xmlns:w16cex="http://schemas.microsoft.com/office/word/2018/wordml/cex" xmlns:w16cid="http://schemas.microsoft.com/office/word/2016/wordml/cid" xmlns:w16="http://schemas.microsoft.com/office/word/2018/wordml" xmlns:w16sdtdh="http://schemas.microsoft.com/office/word/2020/wordml/sdtdatahash" xmlns:w16se="http://schemas.microsoft.com/office/word/2015/wordml/symex" xmlns:wpg="http://schemas.microsoft.com/office/word/2010/wordprocessingGroup" xmlns:wpi="http://schemas.microsoft.com/office/word/2010/wordprocessingInk" xmlns:wne="http://schemas.microsoft.com/office/word/2006/wordml" xmlns:wps="http://schemas.microsoft.com/office/word/2010/wordprocessingShape" mc:Ignorable="w14 w15 w16se w16cid w16 w16cex w16sdtdh wp14">
   <w:sdt>
     <w:sdtPr>
       <w:id w:val="1495451635"/>
@@ -1443,10 +1538,12 @@
         <w:docPartUnique/>
       </w:docPartObj>
     </w:sdtPr>
+    <w:sdtEndPr/>
     <w:sdtContent>
       <w:p>
         <w:pPr>
           <w:pStyle w:val="a6"/>
+          <w:ind w:right="-1"/>
           <w:jc w:val="right"/>
         </w:pPr>
         <w:r>
@@ -1485,7 +1582,7 @@
 </file>
 
 <file path=word/footnotes.xml><?xml version="1.0" encoding="utf-8"?>
-<w:footnotes xmlns:wpc="http://schemas.microsoft.com/office/word/2010/wordprocessingCanvas" xmlns:cx="http://schemas.microsoft.com/office/drawing/2014/chartex" xmlns:cx1="http://schemas.microsoft.com/office/drawing/2015/9/8/chartex" xmlns:cx2="http://schemas.microsoft.com/office/drawing/2015/10/21/chartex" xmlns:cx3="http://schemas.microsoft.com/office/drawing/2016/5/9/chartex" xmlns:cx4="http://schemas.microsoft.com/office/drawing/2016/5/10/chartex" xmlns:cx5="http://schemas.microsoft.com/office/drawing/2016/5/11/chartex" xmlns:cx6="http://schemas.microsoft.com/office/drawing/2016/5/12/chartex" xmlns:cx7="http://schemas.microsoft.com/office/drawing/2016/5/13/chartex" xmlns:cx8="http://schemas.microsoft.com/office/drawing/2016/5/14/chartex" xmlns:mc="http://schemas.openxmlformats.org/markup-compatibility/2006" xmlns:aink="http://schemas.microsoft.com/office/drawing/2016/ink" xmlns:am3d="http://schemas.microsoft.com/office/drawing/2017/model3d" xmlns:o="urn:schemas-microsoft-com:office:office" xmlns:oel="http://schemas.microsoft.com/office/2019/extlst" xmlns:r="http://schemas.openxmlformats.org/officeDocument/2006/relationships" xmlns:m="http://schemas.openxmlformats.org/officeDocument/2006/math" xmlns:v="urn:schemas-microsoft-com:vml" xmlns:wp14="http://schemas.microsoft.com/office/word/2010/wordprocessingDrawing" xmlns:wp="http://schemas.openxmlformats.org/drawingml/2006/wordprocessingDrawing" xmlns:w10="urn:schemas-microsoft-com:office:word" xmlns:w="http://schemas.openxmlformats.org/wordprocessingml/2006/main" xmlns:w14="http://schemas.microsoft.com/office/word/2010/wordml" xmlns:w15="http://schemas.microsoft.com/office/word/2012/wordml" xmlns:w16cex="http://schemas.microsoft.com/office/word/2018/wordml/cex" xmlns:w16cid="http://schemas.microsoft.com/office/word/2016/wordml/cid" xmlns:w16="http://schemas.microsoft.com/office/word/2018/wordml" xmlns:w16du="http://schemas.microsoft.com/office/word/2023/wordml/word16du" xmlns:w16sdtdh="http://schemas.microsoft.com/office/word/2020/wordml/sdtdatahash" xmlns:w16se="http://schemas.microsoft.com/office/word/2015/wordml/symex" xmlns:wpg="http://schemas.microsoft.com/office/word/2010/wordprocessingGroup" xmlns:wpi="http://schemas.microsoft.com/office/word/2010/wordprocessingInk" xmlns:wne="http://schemas.microsoft.com/office/word/2006/wordml" xmlns:wps="http://schemas.microsoft.com/office/word/2010/wordprocessingShape" mc:Ignorable="w14 w15 w16se w16cid w16 w16cex w16sdtdh wp14">
+<w:footnotes xmlns:wpc="http://schemas.microsoft.com/office/word/2010/wordprocessingCanvas" xmlns:cx="http://schemas.microsoft.com/office/drawing/2014/chartex" xmlns:cx1="http://schemas.microsoft.com/office/drawing/2015/9/8/chartex" xmlns:cx2="http://schemas.microsoft.com/office/drawing/2015/10/21/chartex" xmlns:cx3="http://schemas.microsoft.com/office/drawing/2016/5/9/chartex" xmlns:cx4="http://schemas.microsoft.com/office/drawing/2016/5/10/chartex" xmlns:cx5="http://schemas.microsoft.com/office/drawing/2016/5/11/chartex" xmlns:cx6="http://schemas.microsoft.com/office/drawing/2016/5/12/chartex" xmlns:cx7="http://schemas.microsoft.com/office/drawing/2016/5/13/chartex" xmlns:cx8="http://schemas.microsoft.com/office/drawing/2016/5/14/chartex" xmlns:mc="http://schemas.openxmlformats.org/markup-compatibility/2006" xmlns:aink="http://schemas.microsoft.com/office/drawing/2016/ink" xmlns:am3d="http://schemas.microsoft.com/office/drawing/2017/model3d" xmlns:o="urn:schemas-microsoft-com:office:office" xmlns:r="http://schemas.openxmlformats.org/officeDocument/2006/relationships" xmlns:m="http://schemas.openxmlformats.org/officeDocument/2006/math" xmlns:v="urn:schemas-microsoft-com:vml" xmlns:wp14="http://schemas.microsoft.com/office/word/2010/wordprocessingDrawing" xmlns:wp="http://schemas.openxmlformats.org/drawingml/2006/wordprocessingDrawing" xmlns:w10="urn:schemas-microsoft-com:office:word" xmlns:w="http://schemas.openxmlformats.org/wordprocessingml/2006/main" xmlns:w14="http://schemas.microsoft.com/office/word/2010/wordml" xmlns:w15="http://schemas.microsoft.com/office/word/2012/wordml" xmlns:w16cex="http://schemas.microsoft.com/office/word/2018/wordml/cex" xmlns:w16cid="http://schemas.microsoft.com/office/word/2016/wordml/cid" xmlns:w16="http://schemas.microsoft.com/office/word/2018/wordml" xmlns:w16sdtdh="http://schemas.microsoft.com/office/word/2020/wordml/sdtdatahash" xmlns:w16se="http://schemas.microsoft.com/office/word/2015/wordml/symex" xmlns:wpg="http://schemas.microsoft.com/office/word/2010/wordprocessingGroup" xmlns:wpi="http://schemas.microsoft.com/office/word/2010/wordprocessingInk" xmlns:wne="http://schemas.microsoft.com/office/word/2006/wordml" xmlns:wps="http://schemas.microsoft.com/office/word/2010/wordprocessingShape" mc:Ignorable="w14 w15 w16se w16cid w16 w16cex w16sdtdh wp14">
   <w:footnote w:type="separator" w:id="-1">
     <w:p>
       <w:pPr>
@@ -1510,7 +1607,7 @@
 </file>
 
 <file path=word/numbering.xml><?xml version="1.0" encoding="utf-8"?>
-<w:numbering xmlns:wpc="http://schemas.microsoft.com/office/word/2010/wordprocessingCanvas" xmlns:cx="http://schemas.microsoft.com/office/drawing/2014/chartex" xmlns:cx1="http://schemas.microsoft.com/office/drawing/2015/9/8/chartex" xmlns:cx2="http://schemas.microsoft.com/office/drawing/2015/10/21/chartex" xmlns:cx3="http://schemas.microsoft.com/office/drawing/2016/5/9/chartex" xmlns:cx4="http://schemas.microsoft.com/office/drawing/2016/5/10/chartex" xmlns:cx5="http://schemas.microsoft.com/office/drawing/2016/5/11/chartex" xmlns:cx6="http://schemas.microsoft.com/office/drawing/2016/5/12/chartex" xmlns:cx7="http://schemas.microsoft.com/office/drawing/2016/5/13/chartex" xmlns:cx8="http://schemas.microsoft.com/office/drawing/2016/5/14/chartex" xmlns:mc="http://schemas.openxmlformats.org/markup-compatibility/2006" xmlns:aink="http://schemas.microsoft.com/office/drawing/2016/ink" xmlns:am3d="http://schemas.microsoft.com/office/drawing/2017/model3d" xmlns:o="urn:schemas-microsoft-com:office:office" xmlns:oel="http://schemas.microsoft.com/office/2019/extlst" xmlns:r="http://schemas.openxmlformats.org/officeDocument/2006/relationships" xmlns:m="http://schemas.openxmlformats.org/officeDocument/2006/math" xmlns:v="urn:schemas-microsoft-com:vml" xmlns:wp14="http://schemas.microsoft.com/office/word/2010/wordprocessingDrawing" xmlns:wp="http://schemas.openxmlformats.org/drawingml/2006/wordprocessingDrawing" xmlns:w10="urn:schemas-microsoft-com:office:word" xmlns:w="http://schemas.openxmlformats.org/wordprocessingml/2006/main" xmlns:w14="http://schemas.microsoft.com/office/word/2010/wordml" xmlns:w15="http://schemas.microsoft.com/office/word/2012/wordml" xmlns:w16cex="http://schemas.microsoft.com/office/word/2018/wordml/cex" xmlns:w16cid="http://schemas.microsoft.com/office/word/2016/wordml/cid" xmlns:w16="http://schemas.microsoft.com/office/word/2018/wordml" xmlns:w16du="http://schemas.microsoft.com/office/word/2023/wordml/word16du" xmlns:w16sdtdh="http://schemas.microsoft.com/office/word/2020/wordml/sdtdatahash" xmlns:w16se="http://schemas.microsoft.com/office/word/2015/wordml/symex" xmlns:wpg="http://schemas.microsoft.com/office/word/2010/wordprocessingGroup" xmlns:wpi="http://schemas.microsoft.com/office/word/2010/wordprocessingInk" xmlns:wne="http://schemas.microsoft.com/office/word/2006/wordml" xmlns:wps="http://schemas.microsoft.com/office/word/2010/wordprocessingShape" mc:Ignorable="w14 w15 w16se w16cid w16 w16cex w16sdtdh wp14">
+<w:numbering xmlns:wpc="http://schemas.microsoft.com/office/word/2010/wordprocessingCanvas" xmlns:cx="http://schemas.microsoft.com/office/drawing/2014/chartex" xmlns:cx1="http://schemas.microsoft.com/office/drawing/2015/9/8/chartex" xmlns:cx2="http://schemas.microsoft.com/office/drawing/2015/10/21/chartex" xmlns:cx3="http://schemas.microsoft.com/office/drawing/2016/5/9/chartex" xmlns:cx4="http://schemas.microsoft.com/office/drawing/2016/5/10/chartex" xmlns:cx5="http://schemas.microsoft.com/office/drawing/2016/5/11/chartex" xmlns:cx6="http://schemas.microsoft.com/office/drawing/2016/5/12/chartex" xmlns:cx7="http://schemas.microsoft.com/office/drawing/2016/5/13/chartex" xmlns:cx8="http://schemas.microsoft.com/office/drawing/2016/5/14/chartex" xmlns:mc="http://schemas.openxmlformats.org/markup-compatibility/2006" xmlns:aink="http://schemas.microsoft.com/office/drawing/2016/ink" xmlns:am3d="http://schemas.microsoft.com/office/drawing/2017/model3d" xmlns:o="urn:schemas-microsoft-com:office:office" xmlns:r="http://schemas.openxmlformats.org/officeDocument/2006/relationships" xmlns:m="http://schemas.openxmlformats.org/officeDocument/2006/math" xmlns:v="urn:schemas-microsoft-com:vml" xmlns:wp14="http://schemas.microsoft.com/office/word/2010/wordprocessingDrawing" xmlns:wp="http://schemas.openxmlformats.org/drawingml/2006/wordprocessingDrawing" xmlns:w10="urn:schemas-microsoft-com:office:word" xmlns:w="http://schemas.openxmlformats.org/wordprocessingml/2006/main" xmlns:w14="http://schemas.microsoft.com/office/word/2010/wordml" xmlns:w15="http://schemas.microsoft.com/office/word/2012/wordml" xmlns:w16cex="http://schemas.microsoft.com/office/word/2018/wordml/cex" xmlns:w16cid="http://schemas.microsoft.com/office/word/2016/wordml/cid" xmlns:w16="http://schemas.microsoft.com/office/word/2018/wordml" xmlns:w16sdtdh="http://schemas.microsoft.com/office/word/2020/wordml/sdtdatahash" xmlns:w16se="http://schemas.microsoft.com/office/word/2015/wordml/symex" xmlns:wpg="http://schemas.microsoft.com/office/word/2010/wordprocessingGroup" xmlns:wpi="http://schemas.microsoft.com/office/word/2010/wordprocessingInk" xmlns:wne="http://schemas.microsoft.com/office/word/2006/wordml" xmlns:wps="http://schemas.microsoft.com/office/word/2010/wordprocessingShape" mc:Ignorable="w14 w15 w16se w16cid w16 w16cex w16sdtdh wp14">
   <w:abstractNum w:abstractNumId="0" w15:restartNumberingAfterBreak="0">
     <w:nsid w:val="FFFFFF89"/>
     <w:multiLevelType w:val="singleLevel"/>
@@ -6033,130 +6130,130 @@
       </w:rPr>
     </w:lvl>
   </w:abstractNum>
-  <w:num w:numId="1" w16cid:durableId="1841851666">
+  <w:num w:numId="1">
     <w:abstractNumId w:val="25"/>
   </w:num>
-  <w:num w:numId="2" w16cid:durableId="124205906">
+  <w:num w:numId="2">
     <w:abstractNumId w:val="20"/>
   </w:num>
-  <w:num w:numId="3" w16cid:durableId="841968051">
+  <w:num w:numId="3">
     <w:abstractNumId w:val="27"/>
   </w:num>
-  <w:num w:numId="4" w16cid:durableId="1786462299">
+  <w:num w:numId="4">
     <w:abstractNumId w:val="9"/>
   </w:num>
-  <w:num w:numId="5" w16cid:durableId="519242602">
+  <w:num w:numId="5">
     <w:abstractNumId w:val="11"/>
   </w:num>
-  <w:num w:numId="6" w16cid:durableId="1695233673">
+  <w:num w:numId="6">
     <w:abstractNumId w:val="30"/>
   </w:num>
-  <w:num w:numId="7" w16cid:durableId="913853542">
+  <w:num w:numId="7">
     <w:abstractNumId w:val="16"/>
   </w:num>
-  <w:num w:numId="8" w16cid:durableId="1910771399">
+  <w:num w:numId="8">
     <w:abstractNumId w:val="14"/>
   </w:num>
-  <w:num w:numId="9" w16cid:durableId="942691393">
+  <w:num w:numId="9">
     <w:abstractNumId w:val="39"/>
   </w:num>
-  <w:num w:numId="10" w16cid:durableId="1013186656">
+  <w:num w:numId="10">
     <w:abstractNumId w:val="6"/>
   </w:num>
-  <w:num w:numId="11" w16cid:durableId="721557150">
+  <w:num w:numId="11">
     <w:abstractNumId w:val="31"/>
   </w:num>
-  <w:num w:numId="12" w16cid:durableId="172182769">
+  <w:num w:numId="12">
     <w:abstractNumId w:val="3"/>
   </w:num>
-  <w:num w:numId="13" w16cid:durableId="1147629156">
+  <w:num w:numId="13">
     <w:abstractNumId w:val="18"/>
   </w:num>
-  <w:num w:numId="14" w16cid:durableId="189613212">
+  <w:num w:numId="14">
     <w:abstractNumId w:val="24"/>
   </w:num>
-  <w:num w:numId="15" w16cid:durableId="988098106">
+  <w:num w:numId="15">
     <w:abstractNumId w:val="17"/>
   </w:num>
-  <w:num w:numId="16" w16cid:durableId="1288897638">
+  <w:num w:numId="16">
     <w:abstractNumId w:val="33"/>
   </w:num>
-  <w:num w:numId="17" w16cid:durableId="142546625">
+  <w:num w:numId="17">
     <w:abstractNumId w:val="5"/>
   </w:num>
-  <w:num w:numId="18" w16cid:durableId="1293948036">
+  <w:num w:numId="18">
     <w:abstractNumId w:val="15"/>
   </w:num>
-  <w:num w:numId="19" w16cid:durableId="1173834982">
+  <w:num w:numId="19">
     <w:abstractNumId w:val="29"/>
   </w:num>
-  <w:num w:numId="20" w16cid:durableId="2027831691">
+  <w:num w:numId="20">
     <w:abstractNumId w:val="4"/>
   </w:num>
-  <w:num w:numId="21" w16cid:durableId="314799758">
+  <w:num w:numId="21">
     <w:abstractNumId w:val="2"/>
   </w:num>
-  <w:num w:numId="22" w16cid:durableId="1354570293">
+  <w:num w:numId="22">
     <w:abstractNumId w:val="12"/>
   </w:num>
-  <w:num w:numId="23" w16cid:durableId="1424453302">
+  <w:num w:numId="23">
     <w:abstractNumId w:val="8"/>
   </w:num>
-  <w:num w:numId="24" w16cid:durableId="1028606080">
+  <w:num w:numId="24">
     <w:abstractNumId w:val="13"/>
   </w:num>
-  <w:num w:numId="25" w16cid:durableId="586159370">
+  <w:num w:numId="25">
     <w:abstractNumId w:val="32"/>
   </w:num>
-  <w:num w:numId="26" w16cid:durableId="950042391">
+  <w:num w:numId="26">
     <w:abstractNumId w:val="40"/>
   </w:num>
-  <w:num w:numId="27" w16cid:durableId="2092502089">
+  <w:num w:numId="27">
     <w:abstractNumId w:val="1"/>
   </w:num>
-  <w:num w:numId="28" w16cid:durableId="1157915356">
+  <w:num w:numId="28">
     <w:abstractNumId w:val="34"/>
   </w:num>
-  <w:num w:numId="29" w16cid:durableId="1086422014">
+  <w:num w:numId="29">
     <w:abstractNumId w:val="7"/>
   </w:num>
-  <w:num w:numId="30" w16cid:durableId="469830308">
+  <w:num w:numId="30">
     <w:abstractNumId w:val="38"/>
   </w:num>
-  <w:num w:numId="31" w16cid:durableId="605041396">
+  <w:num w:numId="31">
     <w:abstractNumId w:val="35"/>
   </w:num>
-  <w:num w:numId="32" w16cid:durableId="1214001998">
+  <w:num w:numId="32">
     <w:abstractNumId w:val="41"/>
   </w:num>
-  <w:num w:numId="33" w16cid:durableId="2066295224">
+  <w:num w:numId="33">
     <w:abstractNumId w:val="0"/>
   </w:num>
-  <w:num w:numId="34" w16cid:durableId="1960603916">
+  <w:num w:numId="34">
     <w:abstractNumId w:val="21"/>
   </w:num>
-  <w:num w:numId="35" w16cid:durableId="907808547">
+  <w:num w:numId="35">
     <w:abstractNumId w:val="37"/>
   </w:num>
-  <w:num w:numId="36" w16cid:durableId="830802124">
+  <w:num w:numId="36">
     <w:abstractNumId w:val="23"/>
   </w:num>
-  <w:num w:numId="37" w16cid:durableId="643050727">
+  <w:num w:numId="37">
     <w:abstractNumId w:val="28"/>
   </w:num>
-  <w:num w:numId="38" w16cid:durableId="141822539">
+  <w:num w:numId="38">
     <w:abstractNumId w:val="10"/>
   </w:num>
-  <w:num w:numId="39" w16cid:durableId="636103313">
+  <w:num w:numId="39">
     <w:abstractNumId w:val="19"/>
   </w:num>
-  <w:num w:numId="40" w16cid:durableId="125664653">
+  <w:num w:numId="40">
     <w:abstractNumId w:val="26"/>
   </w:num>
-  <w:num w:numId="41" w16cid:durableId="15930851">
+  <w:num w:numId="41">
     <w:abstractNumId w:val="36"/>
   </w:num>
-  <w:num w:numId="42" w16cid:durableId="103037740">
+  <w:num w:numId="42">
     <w:abstractNumId w:val="22"/>
   </w:num>
   <w:numIdMacAtCleanup w:val="7"/>
